--- a/projects/contracts/LIVANTO/包装法_授权代表合同.docx
+++ b/projects/contracts/LIVANTO/包装法_授权代表合同.docx
@@ -4817,7 +4817,7 @@
                 <w:sz w:val="21"/>
                 <w:szCs w:val="21"/>
               </w:rPr>
-              <w:t xml:space="preserve">  • Basis (EUR 89,00/Jahr): Kern-AR-Dienstleistungen</w:t>
+              <w:t xml:space="preserve">  • Basis (EUR 29,00/Jahr): Kern-AR-Dienstleistungen</w:t>
             </w:r>
           </w:p>
         </w:tc>
@@ -4849,7 +4849,7 @@
                 <w:sz w:val="21"/>
                 <w:szCs w:val="21"/>
               </w:rPr>
-              <w:t xml:space="preserve">  • 基础 (89.00欧元/年)：核心AR服务</w:t>
+              <w:t xml:space="preserve">  • 基础 (29.00欧元/年)：核心AR服务</w:t>
             </w:r>
           </w:p>
         </w:tc>
@@ -4899,7 +4899,7 @@
                 <w:sz w:val="21"/>
                 <w:szCs w:val="21"/>
               </w:rPr>
-              <w:t xml:space="preserve">  • Standard (EUR 159,00/Jahr): Basis + prioritäre Reaktionszeit (48 h) + erweiterte Klassifizierungsberatung + jährlicher Compliance-Kurzbericht</w:t>
+              <w:t xml:space="preserve">  • Standard (EUR 49,00/Jahr): Basis + prioritäre Reaktionszeit (48 h) + erweiterte Klassifizierungsberatung + jährlicher Compliance-Kurzbericht</w:t>
             </w:r>
           </w:p>
         </w:tc>
@@ -4931,7 +4931,7 @@
                 <w:sz w:val="21"/>
                 <w:szCs w:val="21"/>
               </w:rPr>
-              <w:t xml:space="preserve">  • 标准 (159.00欧元/年)：基础+优先响应(48h)+扩展分类咨询+年度合规简报</w:t>
+              <w:t xml:space="preserve">  • 标准 (49.00欧元/年)：基础+优先响应(48h)+扩展分类咨询+年度合规简报</w:t>
             </w:r>
           </w:p>
         </w:tc>
@@ -4981,7 +4981,7 @@
                 <w:sz w:val="21"/>
                 <w:szCs w:val="21"/>
               </w:rPr>
-              <w:t xml:space="preserve">  • Premium (EUR 249,00/Jahr): Standard + Vollständigkeitserklärungs-Koordination + persönlicher Ansprechpartner + 24h-Reaktionszeit</w:t>
+              <w:t xml:space="preserve">  • Premium (EUR 79,00/Jahr): Standard + Vollständigkeitserklärungs-Koordination + persönlicher Ansprechpartner + 24h-Reaktionszeit</w:t>
             </w:r>
           </w:p>
         </w:tc>
@@ -5013,7 +5013,7 @@
                 <w:sz w:val="21"/>
                 <w:szCs w:val="21"/>
               </w:rPr>
-              <w:t xml:space="preserve">  • 高级 (249.00欧元/年)：标准+完整性声明协调+专属客户经理+24h响应</w:t>
+              <w:t xml:space="preserve">  • 高级 (79.00欧元/年)：标准+完整性声明协调+专属客户经理+24h响应</w:t>
             </w:r>
           </w:p>
         </w:tc>
@@ -9902,7 +9902,7 @@
                 <w:sz w:val="18"/>
                 <w:szCs w:val="18"/>
               </w:rPr>
-              <w:t>EUR 89,00</w:t>
+              <w:t>EUR 29,00</w:t>
             </w:r>
           </w:p>
         </w:tc>
@@ -9991,7 +9991,7 @@
                 <w:sz w:val="18"/>
                 <w:szCs w:val="18"/>
               </w:rPr>
-              <w:t>EUR 159,00</w:t>
+              <w:t>EUR 49,00</w:t>
             </w:r>
           </w:p>
         </w:tc>
@@ -10079,7 +10079,7 @@
                 <w:sz w:val="18"/>
                 <w:szCs w:val="18"/>
               </w:rPr>
-              <w:t>EUR 249,00</w:t>
+              <w:t>EUR 79,00</w:t>
             </w:r>
           </w:p>
         </w:tc>

--- a/projects/contracts/LIVANTO/包装法_授权代表合同.docx
+++ b/projects/contracts/LIVANTO/包装法_授权代表合同.docx
@@ -1546,7 +1546,18 @@
                 <w:sz w:val="21"/>
                 <w:szCs w:val="21"/>
               </w:rPr>
-              <w:t>Handelsregister: [HRB-Nr.]  |  USt-ID: [DE...]</w:t>
+              <w:t>Handelsregister: {livanto_register}</w:t>
+            </w:r>
+            <w:r>
+              <w:rPr>
+                <w:rFonts w:ascii="Times New Roman" w:hAnsi="Times New Roman" w:eastAsia="Times New Roman" w:cs="Times New Roman"/>
+                <w:b w:val="0"/>
+                <w:bCs w:val="0"/>
+                <w:sz w:val="21"/>
+                <w:szCs w:val="21"/>
+              </w:rPr>
+              <w:br/>
+              <w:t xml:space="preserve">USt-ID: {livanto_vat}</w:t>
             </w:r>
           </w:p>
         </w:tc>
@@ -1578,7 +1589,18 @@
                 <w:sz w:val="21"/>
                 <w:szCs w:val="21"/>
               </w:rPr>
-              <w:t>商业登记号：[HRB-Nr.]  |  增值税号：[DE...]</w:t>
+              <w:t>商业登记号：{livanto_register}</w:t>
+            </w:r>
+            <w:r>
+              <w:rPr>
+                <w:rFonts w:ascii="Times New Roman" w:hAnsi="Times New Roman" w:eastAsia="Times New Roman" w:cs="Times New Roman"/>
+                <w:b w:val="0"/>
+                <w:bCs w:val="0"/>
+                <w:sz w:val="21"/>
+                <w:szCs w:val="21"/>
+              </w:rPr>
+              <w:br/>
+              <w:t xml:space="preserve">增值税号：{livanto_vat}</w:t>
             </w:r>
           </w:p>
         </w:tc>

--- a/projects/contracts/LIVANTO/包装法_授权代表合同.docx
+++ b/projects/contracts/LIVANTO/包装法_授权代表合同.docx
@@ -10640,7 +10640,7 @@
                 <w:sz w:val="21"/>
                 <w:szCs w:val="21"/>
               </w:rPr>
-              <w:t xml:space="preserve">{company_name}</w:t>
+              <w:t xml:space="preserve">{company_name_en}</w:t>
             </w:r>
           </w:p>
           <w:p>
@@ -10653,7 +10653,7 @@
                 <w:sz w:val="21"/>
                 <w:szCs w:val="21"/>
               </w:rPr>
-              <w:t xml:space="preserve">{registered_address}</w:t>
+              <w:t xml:space="preserve">{registered_address_en}</w:t>
             </w:r>
           </w:p>
           <w:p>

--- a/projects/contracts/LIVANTO/包装法_授权代表合同.docx
+++ b/projects/contracts/LIVANTO/包装法_授权代表合同.docx
@@ -4593,7 +4593,7 @@
                 <w:sz w:val="21"/>
                 <w:szCs w:val="21"/>
               </w:rPr>
-              <w:t>(1) Der Kunde entrichtet eine jährliche Grundgebühr gemäß der gewählten Servicestufe nach Anlage C.</w:t>
+              <w:t>(1) Der Kunde hat die Servicestufe {tier_name_de} gewählt. Die jährliche Grundgebühr beträgt EUR {annual_fee_eur} gemäß Anlage C.</w:t>
             </w:r>
           </w:p>
         </w:tc>
@@ -4625,7 +4625,7 @@
                 <w:sz w:val="21"/>
                 <w:szCs w:val="21"/>
               </w:rPr>
-              <w:t>(1) 客户根据附件C所选服务等级支付年度基本费用。</w:t>
+              <w:t>(1) 客户选择的服务等级为 {tier_name_zh}，年度基本费用为 €{annual_fee_eur}（详见附件 C）。</w:t>
             </w:r>
           </w:p>
         </w:tc>

--- a/projects/contracts/LIVANTO/包装法_授权代表合同.docx
+++ b/projects/contracts/LIVANTO/包装法_授权代表合同.docx
@@ -5631,6 +5631,19 @@
           </w:p>
           <w:p>
             <w:pPr>
+              <w:spacing w:before="20" w:after="0"/>
+            </w:pPr>
+            <w:r>
+              <w:rPr>
+                <w:rFonts w:ascii="宋体" w:hAnsi="宋体" w:eastAsia="宋体" w:cs="宋体"/>
+                <w:sz w:val="21"/>
+                <w:szCs w:val="21"/>
+              </w:rPr>
+              <w:t xml:space="preserve">淮南</w:t>
+            </w:r>
+          </w:p>
+          <w:p>
+            <w:pPr>
               <w:spacing w:before="0" w:after="0"/>
             </w:pPr>
             <w:r>
@@ -10824,7 +10837,7 @@
                 <w:sz w:val="21"/>
                 <w:szCs w:val="21"/>
               </w:rPr>
-              <w:t xml:space="preserve">Germany</w:t>
+              <w:t xml:space="preserve">Dortmund</w:t>
             </w:r>
           </w:p>
           <w:p>
@@ -10901,7 +10914,7 @@
                 <w:sz w:val="21"/>
                 <w:szCs w:val="21"/>
               </w:rPr>
-              <w:t xml:space="preserve">德国</w:t>
+              <w:t xml:space="preserve">多特蒙德</w:t>
             </w:r>
           </w:p>
           <w:p>
@@ -10987,6 +11000,19 @@
           </w:p>
           <w:p>
             <w:pPr>
+              <w:spacing w:before="20" w:after="0"/>
+            </w:pPr>
+            <w:r>
+              <w:rPr>
+                <w:rFonts w:ascii="Times New Roman" w:hAnsi="Times New Roman" w:eastAsia="Times New Roman" w:cs="Times New Roman"/>
+                <w:sz w:val="21"/>
+                <w:szCs w:val="21"/>
+              </w:rPr>
+              <w:t xml:space="preserve">Huainan</w:t>
+            </w:r>
+          </w:p>
+          <w:p>
+            <w:pPr>
               <w:spacing w:before="100" w:after="0"/>
             </w:pPr>
             <w:r>
@@ -11047,6 +11073,19 @@
                 <w:szCs w:val="21"/>
               </w:rPr>
               <w:t xml:space="preserve">福瑞笛（上海）信息咨询有限公司淮南分公司</w:t>
+            </w:r>
+          </w:p>
+          <w:p>
+            <w:pPr>
+              <w:spacing w:before="20" w:after="0"/>
+            </w:pPr>
+            <w:r>
+              <w:rPr>
+                <w:rFonts w:ascii="宋体" w:hAnsi="宋体" w:eastAsia="宋体" w:cs="宋体"/>
+                <w:sz w:val="21"/>
+                <w:szCs w:val="21"/>
+              </w:rPr>
+              <w:t xml:space="preserve">淮南</w:t>
             </w:r>
           </w:p>
           <w:p>

--- a/projects/contracts/LIVANTO/包装法_授权代表合同.docx
+++ b/projects/contracts/LIVANTO/包装法_授权代表合同.docx
@@ -1547,17 +1547,10 @@
                 <w:szCs w:val="21"/>
               </w:rPr>
               <w:t>Handelsregister: {livanto_register}</w:t>
-            </w:r>
-            <w:r>
-              <w:rPr>
-                <w:rFonts w:ascii="Times New Roman" w:hAnsi="Times New Roman" w:eastAsia="Times New Roman" w:cs="Times New Roman"/>
-                <w:b w:val="0"/>
-                <w:bCs w:val="0"/>
-                <w:sz w:val="21"/>
-                <w:szCs w:val="21"/>
-              </w:rPr>
               <w:br/>
               <w:t xml:space="preserve">USt-ID: {livanto_vat}</w:t>
+              <w:br/>
+              <w:t xml:space="preserve">Bevollmächtigten-ID (LUCID): DE8514687609035</w:t>
             </w:r>
           </w:p>
         </w:tc>
@@ -1601,6 +1594,8 @@
               </w:rPr>
               <w:br/>
               <w:t xml:space="preserve">增值税号：{livanto_vat}</w:t>
+              <w:br/>
+              <w:t xml:space="preserve">授权代表ID（LUCID）：DE8514687609035</w:t>
             </w:r>
           </w:p>
         </w:tc>
@@ -1795,7 +1790,7 @@
                 <w:sz w:val="21"/>
                 <w:szCs w:val="21"/>
               </w:rPr>
-              <w:t>(1) Der Kunde bestellt hiermit unwiderruflich die LIVANTO GmbH zu seinem Bevollmächtigten gemäß § 35 Absatz 2 VerpackG. Der Bevollmächtigte übernimmt sämtliche Pflichten des Kunden als Hersteller nach dem Verpackungsgesetz — mit alleiniger Ausnahme der Registrierungspflicht nach § 9 VerpackG, die beim Kunden verbleibt. Eine Beschränkung auf einzelne Pflichten ist ausgeschlossen („Ganz-oder-Gar-Nicht-Lösung").</w:t>
+              <w:t>(1) Der Kunde bestellt hiermit unwiderruflich die LIVANTO GmbH zu seinem Bevollmächtigten gemäß § 35 Absatz 2 VerpackG. Der Bevollmächtigte übernimmt sämtliche Pflichten des Kunden als Hersteller nach dem Verpackungsgesetz — mit alleiniger Ausnahme der Registrierungspflicht nach § 6 VerpackDG, die beim Kunden verbleibt. Eine Beschränkung auf einzelne Pflichten ist ausgeschlossen („Ganz-oder-Gar-Nicht-Lösung").</w:t>
             </w:r>
           </w:p>
         </w:tc>
@@ -1827,7 +1822,7 @@
                 <w:sz w:val="21"/>
                 <w:szCs w:val="21"/>
               </w:rPr>
-              <w:t>(1) 客户在此不可撤销地指定LIVANTO有限责任公司为其依据《包装法》第35条第2款的授权代表。授权代表承担客户作为生产商在《包装法》下的全部义务——唯一例外为第9条规定的注册义务（由客户自行履行）。禁止将授权限制于部分义务（"全有或全无原则"）。</w:t>
+              <w:t>(1) 客户在此不可撤销地指定LIVANTO有限责任公司为其依据《包装法》第35条第2款的授权代表。授权代表承担客户作为生产商在《包装法》下的全部义务——唯一例外为第6条规定的注册义务（由客户自行履行）。禁止将授权限制于部分义务（"全有或全无原则"）。</w:t>
             </w:r>
           </w:p>
         </w:tc>
@@ -2772,6 +2767,88 @@
                 <w:szCs w:val="21"/>
               </w:rPr>
               <w:t>) 本授权自合同生效起适用于客户在《包装法》适用范围内投放的所有包装。2026年8月12日《包装法实施法》/PPWR生效后，授权在新的法律框架下继续有效。</w:t>
+            </w:r>
+          </w:p>
+        </w:tc>
+      </w:tr>
+      <w:tr>
+        <w:tblPrEx>
+          <w:tblBorders>
+            <w:top w:val="single" w:color="auto" w:sz="4" w:space="0"/>
+            <w:left w:val="single" w:color="auto" w:sz="4" w:space="0"/>
+            <w:bottom w:val="single" w:color="auto" w:sz="4" w:space="0"/>
+            <w:right w:val="single" w:color="auto" w:sz="4" w:space="0"/>
+            <w:insideH w:val="single" w:color="auto" w:sz="4" w:space="0"/>
+            <w:insideV w:val="single" w:color="auto" w:sz="4" w:space="0"/>
+          </w:tblBorders>
+          <w:tblCellMar>
+            <w:top w:w="0" w:type="dxa"/>
+            <w:left w:w="10" w:type="dxa"/>
+            <w:bottom w:w="0" w:type="dxa"/>
+            <w:right w:w="10" w:type="dxa"/>
+          </w:tblCellMar>
+        </w:tblPrEx>
+        <w:tc>
+          <w:tcPr>
+            <w:tcW w:w="5018" w:type="dxa"/>
+            <w:tcBorders>
+              <w:top w:val="nil"/>
+              <w:left w:val="nil"/>
+              <w:bottom w:val="nil"/>
+              <w:right w:val="nil"/>
+            </w:tcBorders>
+            <w:tcMar>
+              <w:top w:w="10" w:type="dxa"/>
+              <w:left w:w="0" w:type="dxa"/>
+              <w:bottom w:w="10" w:type="dxa"/>
+              <w:right w:w="80" w:type="dxa"/>
+            </w:tcMar>
+          </w:tcPr>
+          <w:p>
+            <w:pPr>
+              <w:spacing w:before="20" w:after="20"/>
+            </w:pPr>
+            <w:r>
+              <w:rPr>
+                <w:rFonts w:ascii="Times New Roman" w:hAnsi="Times New Roman" w:eastAsia="Times New Roman" w:cs="Times New Roman"/>
+                <w:b w:val="0"/>
+                <w:bCs w:val="0"/>
+                <w:sz w:val="21"/>
+                <w:szCs w:val="21"/>
+              </w:rPr>
+              <w:t>(7) Soweit in diesem Vertrag auf Vorschriften des VerpackG verwiesen wird, sind diese im Verhältnis zum Verpackungsrecht-Durchführungsgesetz (VerpackDG) sinngemäß auf die funktional entsprechenden Vorschriften zu beziehen.</w:t>
+            </w:r>
+          </w:p>
+        </w:tc>
+        <w:tc>
+          <w:tcPr>
+            <w:tcW w:w="4687" w:type="dxa"/>
+            <w:tcBorders>
+              <w:top w:val="nil"/>
+              <w:left w:val="nil"/>
+              <w:bottom w:val="nil"/>
+              <w:right w:val="nil"/>
+            </w:tcBorders>
+            <w:tcMar>
+              <w:top w:w="10" w:type="dxa"/>
+              <w:left w:w="80" w:type="dxa"/>
+              <w:bottom w:w="10" w:type="dxa"/>
+              <w:right w:w="0" w:type="dxa"/>
+            </w:tcMar>
+          </w:tcPr>
+          <w:p>
+            <w:pPr>
+              <w:spacing w:before="20" w:after="20"/>
+            </w:pPr>
+            <w:r>
+              <w:rPr>
+                <w:rFonts w:ascii="宋体" w:hAnsi="宋体" w:eastAsia="宋体" w:cs="宋体"/>
+                <w:b w:val="0"/>
+                <w:bCs w:val="0"/>
+                <w:sz w:val="21"/>
+                <w:szCs w:val="21"/>
+              </w:rPr>
+              <w:t>(7) 凡本合同中引用《包装法》(VerpackG)条款之处，在对《包装法实施法》(VerpackDG)的关系上，应按照功能上相对应的条款理解。</w:t>
             </w:r>
           </w:p>
         </w:tc>
@@ -2884,7 +2961,7 @@
                 <w:sz w:val="21"/>
                 <w:szCs w:val="21"/>
               </w:rPr>
-              <w:t>(1) Der Kunde ist verpflichtet, sich eigenständig im Verpackungsregister LUCID zu registrieren (§ 9 VerpackG) und seine Registrierungsdaten stets aktuell zu halten. Diese Pflicht kann nicht auf den Bevollmächtigten übertragen werden.</w:t>
+              <w:t>(1) Der Kunde ist verpflichtet, sich eigenständig im Verpackungsregister LUCID zu registrieren (§ 6 VerpackDG) und seine Registrierungsdaten stets aktuell zu halten. Diese Pflicht kann nicht auf den Bevollmächtigten übertragen werden.</w:t>
             </w:r>
           </w:p>
         </w:tc>
@@ -2916,7 +2993,7 @@
                 <w:sz w:val="21"/>
                 <w:szCs w:val="21"/>
               </w:rPr>
-              <w:t>(1) 客户有义务自行在LUCID包装品登记处注册（《包装法》第9条），并始终保持注册数据为最新。该义务不得转移给授权代表。</w:t>
+              <w:t>(1) 客户有义务自行在LUCID包装品登记处注册（《包装法实施法》第6条），并始终保持注册数据为最新。该义务不得转移给授权代表。</w:t>
             </w:r>
           </w:p>
         </w:tc>
@@ -3411,6 +3488,88 @@
                 <w:szCs w:val="21"/>
               </w:rPr>
               <w:t>(6) 客户应赔偿授权代表因客户提供的不正确、不完整或延迟数据而产生的所有第三方（包括ZSVR、双元系统、主管部门、竞争对手）索赔，明确包括罚款、制裁、销售禁令、警告费用和法律追诉费用。授权代表可要求客户支付相应款项。如客户在收到书面付款要求后30天内未支付，授权代表有权特别无通知终止合同；此种情况下，已支付的费用不予退还。主张进一步损害赔偿的权利不受影响。</w:t>
+            </w:r>
+          </w:p>
+        </w:tc>
+      </w:tr>
+      <w:tr>
+        <w:tblPrEx>
+          <w:tblBorders>
+            <w:top w:val="single" w:color="auto" w:sz="4" w:space="0"/>
+            <w:left w:val="single" w:color="auto" w:sz="4" w:space="0"/>
+            <w:bottom w:val="single" w:color="auto" w:sz="4" w:space="0"/>
+            <w:right w:val="single" w:color="auto" w:sz="4" w:space="0"/>
+            <w:insideH w:val="single" w:color="auto" w:sz="4" w:space="0"/>
+            <w:insideV w:val="single" w:color="auto" w:sz="4" w:space="0"/>
+          </w:tblBorders>
+          <w:tblCellMar>
+            <w:top w:w="0" w:type="dxa"/>
+            <w:left w:w="10" w:type="dxa"/>
+            <w:bottom w:w="0" w:type="dxa"/>
+            <w:right w:w="10" w:type="dxa"/>
+          </w:tblCellMar>
+        </w:tblPrEx>
+        <w:tc>
+          <w:tcPr>
+            <w:tcW w:w="5018" w:type="dxa"/>
+            <w:tcBorders>
+              <w:top w:val="nil"/>
+              <w:left w:val="nil"/>
+              <w:bottom w:val="nil"/>
+              <w:right w:val="nil"/>
+            </w:tcBorders>
+            <w:tcMar>
+              <w:top w:w="10" w:type="dxa"/>
+              <w:left w:w="0" w:type="dxa"/>
+              <w:bottom w:w="10" w:type="dxa"/>
+              <w:right w:w="80" w:type="dxa"/>
+            </w:tcMar>
+          </w:tcPr>
+          <w:p>
+            <w:pPr>
+              <w:spacing w:before="20" w:after="20"/>
+            </w:pPr>
+            <w:r>
+              <w:rPr>
+                <w:rFonts w:ascii="Times New Roman" w:hAnsi="Times New Roman" w:eastAsia="Times New Roman" w:cs="Times New Roman"/>
+                <w:b w:val="0"/>
+                <w:bCs w:val="0"/>
+                <w:sz w:val="21"/>
+                <w:szCs w:val="21"/>
+              </w:rPr>
+              <w:t>(7) Der Kunde versichert, gegenüber dem Bevollmächtigten vollständige und wahrheitsgemäße Angaben zu seinen bisherigen Verpackungsaktivitäten im Geltungsbereich des VerpackG/VerpackDG gemacht zu haben, insbesondere dazu, ob er bereits vor Vertragsbeginn Verpackungen in Verkehr gebracht hat. Alle gesetzlichen Pflichten, die der Bevollmächtigte nach der Bevollmächtigung auch für Zeiträume vor der Beauftragung nachzuholen hat (insbesondere die Nachbeteiligung an den dualen Systemen und die Nachholung von Vollständigkeitserklärungen), gelten als vom Kunden verursacht; die hieraus entstehenden Kosten, Entgelte, Bußgelder und sonstigen Aufwendungen trägt der Kunde. Der Kunde stellt den Bevollmächtigten insoweit von sämtlichen Ansprüchen Dritter frei; § 3 Abs. 6 gilt entsprechend.</w:t>
+            </w:r>
+          </w:p>
+        </w:tc>
+        <w:tc>
+          <w:tcPr>
+            <w:tcW w:w="4687" w:type="dxa"/>
+            <w:tcBorders>
+              <w:top w:val="nil"/>
+              <w:left w:val="nil"/>
+              <w:bottom w:val="nil"/>
+              <w:right w:val="nil"/>
+            </w:tcBorders>
+            <w:tcMar>
+              <w:top w:w="10" w:type="dxa"/>
+              <w:left w:w="80" w:type="dxa"/>
+              <w:bottom w:w="10" w:type="dxa"/>
+              <w:right w:w="0" w:type="dxa"/>
+            </w:tcMar>
+          </w:tcPr>
+          <w:p>
+            <w:pPr>
+              <w:spacing w:before="20" w:after="20"/>
+            </w:pPr>
+            <w:r>
+              <w:rPr>
+                <w:rFonts w:ascii="宋体" w:hAnsi="宋体" w:eastAsia="宋体" w:cs="宋体"/>
+                <w:b w:val="0"/>
+                <w:bCs w:val="0"/>
+                <w:sz w:val="21"/>
+                <w:szCs w:val="21"/>
+              </w:rPr>
+              <w:t>(7) 客户保证已就其此前在《包装法》/《包装法实施法》适用范围内的包装投放活动向授权代表作出完整、真实的陈述，特别是其是否在合同开始前已投放包装。授权代表在接受授权后依法须追溯补办的、针对授权前期间的全部义务（特别是双元系统的追溯参与以及完整性声明的追溯补交），均视为由客户原因引起；由此产生的费用、许可费、罚款及其他支出均由客户承担。客户就此使授权代表免受第三方索赔；第3条第6款相应适用。</w:t>
             </w:r>
           </w:p>
         </w:tc>
@@ -3687,7 +3846,7 @@
                 <w:sz w:val="21"/>
                 <w:szCs w:val="21"/>
               </w:rPr>
-              <w:t>(3) Der Bevollmächtigte übermittelt die jährlichen Datenmeldungen fristgerecht an die ZSVR und stellt dem Kunden auf Wunsch Auszüge der übermittelten Daten zur Verfügung.</w:t>
+              <w:t>(3) Der Bevollmächtigte übermittelt die jährlichen Datenmeldungen fristgerecht und inhaltsgleich sowohl an das beauftragte duale System als auch an die ZSVR und stellt dem Kunden auf Wunsch Auszüge der übermittelten Daten zur Verfügung.</w:t>
             </w:r>
           </w:p>
         </w:tc>
@@ -3719,7 +3878,7 @@
                 <w:sz w:val="21"/>
                 <w:szCs w:val="21"/>
               </w:rPr>
-              <w:t>(3) 授权代表按期向ZSVR提交年度数据申报，并应客户要求提供已提交数据的摘要。</w:t>
+              <w:t>(3) 授权代表按期、内容一致地向所委托的双元系统与ZSVR双重提交年度数据申报，并应客户要求提供已提交数据的摘要。</w:t>
             </w:r>
           </w:p>
         </w:tc>
@@ -3966,6 +4125,88 @@
                 <w:szCs w:val="21"/>
               </w:rPr>
               <w:t>(6) 授权代表就涉及客户义务的法律框架（《包装法》、PPWR、《包装法实施法》）的重大变更通知客户。</w:t>
+            </w:r>
+          </w:p>
+        </w:tc>
+      </w:tr>
+      <w:tr>
+        <w:tblPrEx>
+          <w:tblBorders>
+            <w:top w:val="single" w:color="auto" w:sz="4" w:space="0"/>
+            <w:left w:val="single" w:color="auto" w:sz="4" w:space="0"/>
+            <w:bottom w:val="single" w:color="auto" w:sz="4" w:space="0"/>
+            <w:right w:val="single" w:color="auto" w:sz="4" w:space="0"/>
+            <w:insideH w:val="single" w:color="auto" w:sz="4" w:space="0"/>
+            <w:insideV w:val="single" w:color="auto" w:sz="4" w:space="0"/>
+          </w:tblBorders>
+          <w:tblCellMar>
+            <w:top w:w="0" w:type="dxa"/>
+            <w:left w:w="10" w:type="dxa"/>
+            <w:bottom w:w="0" w:type="dxa"/>
+            <w:right w:w="10" w:type="dxa"/>
+          </w:tblCellMar>
+        </w:tblPrEx>
+        <w:tc>
+          <w:tcPr>
+            <w:tcW w:w="5018" w:type="dxa"/>
+            <w:tcBorders>
+              <w:top w:val="nil"/>
+              <w:left w:val="nil"/>
+              <w:bottom w:val="nil"/>
+              <w:right w:val="nil"/>
+            </w:tcBorders>
+            <w:tcMar>
+              <w:top w:w="10" w:type="dxa"/>
+              <w:left w:w="0" w:type="dxa"/>
+              <w:bottom w:w="10" w:type="dxa"/>
+              <w:right w:w="80" w:type="dxa"/>
+            </w:tcMar>
+          </w:tcPr>
+          <w:p>
+            <w:pPr>
+              <w:spacing w:before="20" w:after="20"/>
+            </w:pPr>
+            <w:r>
+              <w:rPr>
+                <w:rFonts w:ascii="Times New Roman" w:hAnsi="Times New Roman" w:eastAsia="Times New Roman" w:cs="Times New Roman"/>
+                <w:b w:val="0"/>
+                <w:bCs w:val="0"/>
+                <w:sz w:val="21"/>
+                <w:szCs w:val="21"/>
+              </w:rPr>
+              <w:t>(7) Der Bevollmächtigte versichert, über eine eingerichtete Niederlassung im Sinne des § 4 Absatz 3 GewO in Deutschland zu verfügen und als Bevollmächtigter im Verpackungsregister LUCID registriert zu sein.</w:t>
+            </w:r>
+          </w:p>
+        </w:tc>
+        <w:tc>
+          <w:tcPr>
+            <w:tcW w:w="4687" w:type="dxa"/>
+            <w:tcBorders>
+              <w:top w:val="nil"/>
+              <w:left w:val="nil"/>
+              <w:bottom w:val="nil"/>
+              <w:right w:val="nil"/>
+            </w:tcBorders>
+            <w:tcMar>
+              <w:top w:w="10" w:type="dxa"/>
+              <w:left w:w="80" w:type="dxa"/>
+              <w:bottom w:w="10" w:type="dxa"/>
+              <w:right w:w="0" w:type="dxa"/>
+            </w:tcMar>
+          </w:tcPr>
+          <w:p>
+            <w:pPr>
+              <w:spacing w:before="20" w:after="20"/>
+            </w:pPr>
+            <w:r>
+              <w:rPr>
+                <w:rFonts w:ascii="宋体" w:hAnsi="宋体" w:eastAsia="宋体" w:cs="宋体"/>
+                <w:b w:val="0"/>
+                <w:bCs w:val="0"/>
+                <w:sz w:val="21"/>
+                <w:szCs w:val="21"/>
+              </w:rPr>
+              <w:t>(7) 授权代表保证其在德国设有符合《营业条例》(GewO)第4条第3款的经营机构，并已在包装品登记处 LUCID 注册为授权代表。</w:t>
             </w:r>
           </w:p>
         </w:tc>
@@ -5504,7 +5745,7 @@
                 <w:sz w:val="21"/>
                 <w:szCs w:val="21"/>
               </w:rPr>
-              <w:t xml:space="preserve">  Kontoinhaber: FREDDY (Shanghai) Information Consulting Ltd. Huainan Branch</w:t>
+              <w:t xml:space="preserve">  Kontoinhaber: FREDDY (SHANGHAI) INFORMATION CONSULTING LTD. HN</w:t>
             </w:r>
           </w:p>
           <w:p>
@@ -5519,7 +5760,7 @@
                 <w:sz w:val="21"/>
                 <w:szCs w:val="21"/>
               </w:rPr>
-              <w:t xml:space="preserve">  Bank: Bank of China, Huainan Branch</w:t>
+              <w:t xml:space="preserve">  Bank: BANK OF CHINA HUAINAN BRANCH</w:t>
             </w:r>
           </w:p>
           <w:p>
@@ -5549,7 +5790,7 @@
                 <w:sz w:val="21"/>
                 <w:szCs w:val="21"/>
               </w:rPr>
-              <w:t xml:space="preserve">  Bankleitzahl: BKCHCNBJ780</w:t>
+              <w:t xml:space="preserve">  Swift-Code: BKCHCNBJ780</w:t>
             </w:r>
           </w:p>
           <w:p>
@@ -5564,7 +5805,7 @@
                 <w:sz w:val="21"/>
                 <w:szCs w:val="21"/>
               </w:rPr>
-              <w:t xml:space="preserve">  Bankadresse: No.21 Longhu Road, Huainan, Anhui, China</w:t>
+              <w:t xml:space="preserve">  Bankadresse: NO.21, LONGHU ROAD, HUAINAN CITY, CHINA</w:t>
             </w:r>
           </w:p>
           <w:p>
@@ -5627,19 +5868,6 @@
                 <w:szCs w:val="21"/>
               </w:rPr>
               <w:t xml:space="preserve">  户名：福瑞笛（上海）信息咨询有限公司淮南分公司</w:t>
-            </w:r>
-          </w:p>
-          <w:p>
-            <w:pPr>
-              <w:spacing w:before="20" w:after="0"/>
-            </w:pPr>
-            <w:r>
-              <w:rPr>
-                <w:rFonts w:ascii="宋体" w:hAnsi="宋体" w:eastAsia="宋体" w:cs="宋体"/>
-                <w:sz w:val="21"/>
-                <w:szCs w:val="21"/>
-              </w:rPr>
-              <w:t xml:space="preserve">淮南</w:t>
             </w:r>
           </w:p>
           <w:p>
@@ -6989,35 +7217,8 @@
                 <w:szCs w:val="21"/>
               </w:rPr>
               <w:br w:type="textWrapping"/>
-            </w:r>
-            <w:r>
-              <w:rPr>
-                <w:rFonts w:hint="default" w:ascii="Times New Roman" w:hAnsi="Times New Roman" w:eastAsia="Times New Roman" w:cs="Times New Roman"/>
-                <w:b w:val="0"/>
-                <w:bCs w:val="0"/>
-                <w:sz w:val="21"/>
-                <w:szCs w:val="21"/>
-              </w:rPr>
               <w:t>(b) wiederholte Nichtvorlage der geschuldeten Verpackungsdaten durch den Kunden,</w:t>
-            </w:r>
-            <w:r>
-              <w:rPr>
-                <w:rFonts w:hint="default" w:ascii="Times New Roman" w:hAnsi="Times New Roman" w:eastAsia="Times New Roman" w:cs="Times New Roman"/>
-                <w:b w:val="0"/>
-                <w:bCs w:val="0"/>
-                <w:sz w:val="21"/>
-                <w:szCs w:val="21"/>
-              </w:rPr>
               <w:br w:type="textWrapping"/>
-            </w:r>
-            <w:r>
-              <w:rPr>
-                <w:rFonts w:hint="default" w:ascii="Times New Roman" w:hAnsi="Times New Roman" w:eastAsia="Times New Roman" w:cs="Times New Roman"/>
-                <w:b w:val="0"/>
-                <w:bCs w:val="0"/>
-                <w:sz w:val="21"/>
-                <w:szCs w:val="21"/>
-              </w:rPr>
               <w:t>(c) Entzug des LUCID-Zugangs durch den Kunden.</w:t>
             </w:r>
           </w:p>
@@ -11205,11 +11406,62 @@
 </w:ftr>
 </file>
 
-<file path=word/header1.xml><?xml version="1.0" encoding="UTF-8" standalone="yes"?>---
-<w:hdr xmlns:wpc="http://schemas.microsoft.com/office/word/2010/wordprocessingCanvas" xmlns:mc="http://schemas.openxmlformats.org/markup-compatibility/2006" xmlns:o="urn:schemas-microsoft-com:office:office" xmlns:r="http://schemas.openxmlformats.org/officeDocument/2006/relationships" xmlns:m="http://schemas.openxmlformats.org/officeDocument/2006/math" xmlns:v="urn:schemas-microsoft-com:vml" xmlns:wp14="http://schemas.microsoft.com/office/word/2010/wordprocessingDrawing" xmlns:wp="http://schemas.openxmlformats.org/drawingml/2006/wordprocessingDrawing" xmlns:w10="urn:schemas-microsoft-com:office:word" xmlns:w="http://schemas.openxmlformats.org/wordprocessingml/2006/main" xmlns:w14="http://schemas.microsoft.com/office/word/2010/wordml" xmlns:w15="http://schemas.microsoft.com/office/word/2012/wordml" xmlns:wpg="http://schemas.microsoft.com/office/word/2010/wordprocessingGroup" xmlns:wpi="http://schemas.microsoft.com/office/word/2010/wordprocessingInk" xmlns:wne="http://schemas.microsoft.com/office/word/2006/wordml" xmlns:wps="http://schemas.microsoft.com/office/word/2010/wordprocessingShape" xmlns:wpsCustomData="http://www.wps.cn/officeDocument/2013/wpsCustomData" mc:Ignorable="w14 w15 wp14"><w:p><w:pPr><w:jc w:val="right"/></w:pPr><w:r><w:rPr><w:rFonts w:ascii="Times New Roman" w:hAnsi="Times New Roman" w:eastAsia="Times New Roman" w:cs="Times New Roman"/><w:b w:val="0"/><w:bCs w:val="0"/><w:sz w:val="18"/><w:szCs w:val="18"/></w:rPr><w:t xml:space="preserve">LIVANTO GmbH  |  </w:t></w:r><w:r><w:rPr><w:rFonts w:ascii="宋体" w:hAnsi="宋体" w:eastAsia="宋体" w:cs="宋体"/><w:b w:val="0"/><w:bCs w:val="0"/><w:sz w:val="18"/><w:szCs w:val="18"/></w:rPr><w:t>福瑞笛德国合规服务</w:t></w:r><w:r><w:rPr><w:rFonts w:ascii="Times New Roman" w:hAnsi="Times New Roman" w:eastAsia="Times New Roman" w:cs="Times New Roman"/><w:b w:val="0"/><w:bCs w:val="0"/><w:sz w:val="18"/><w:szCs w:val="18"/></w:rPr><w:t xml:space="preserve">  |  Bevollmächtigungsvertrag §35(2) VerpackG</w:t></w:r></w:p><w:p><w:p><w:pPr><w:jc w:val="right"/><w:rPr><w:rFonts w:ascii="Times New Roman" w:hAnsi="Times New Roman" w:eastAsia="Times New Roman" w:cs="Times New Roman"/><w:sz w:val="18"/><w:szCs w:val="18"/></w:rPr></w:pPr><w:r><w:rPr><w:rFonts w:ascii="Times New Roman" w:hAnsi="Times New Roman" w:eastAsia="Times New Roman" w:cs="Times New Roman"/><w:sz w:val="18"/><w:szCs w:val="18"/></w:rPr><w:t xml:space="preserve">合同编号：{contract_number}  |  Vertragsnummer: {contract_number}</w:t></w:r></w:p></w:hdr>
+<file path=word/header1.xml><?xml version="1.0" encoding="utf-8"?>
+<w:hdr xmlns:wpc="http://schemas.microsoft.com/office/word/2010/wordprocessingCanvas" xmlns:mc="http://schemas.openxmlformats.org/markup-compatibility/2006" xmlns:o="urn:schemas-microsoft-com:office:office" xmlns:r="http://schemas.openxmlformats.org/officeDocument/2006/relationships" xmlns:m="http://schemas.openxmlformats.org/officeDocument/2006/math" xmlns:v="urn:schemas-microsoft-com:vml" xmlns:wp14="http://schemas.microsoft.com/office/word/2010/wordprocessingDrawing" xmlns:wp="http://schemas.openxmlformats.org/drawingml/2006/wordprocessingDrawing" xmlns:w10="urn:schemas-microsoft-com:office:word" xmlns:w="http://schemas.openxmlformats.org/wordprocessingml/2006/main" xmlns:w14="http://schemas.microsoft.com/office/word/2010/wordml" xmlns:w15="http://schemas.microsoft.com/office/word/2012/wordml" xmlns:wpg="http://schemas.microsoft.com/office/word/2010/wordprocessingGroup" xmlns:wpi="http://schemas.microsoft.com/office/word/2010/wordprocessingInk" xmlns:wne="http://schemas.microsoft.com/office/word/2006/wordml" xmlns:wps="http://schemas.microsoft.com/office/word/2010/wordprocessingShape" xmlns:wpsCustomData="http://www.wps.cn/officeDocument/2013/wpsCustomData" mc:Ignorable="w14 w15 wp14">
+  <w:p>
+    <w:pPr>
+      <w:jc w:val="right"/>
+    </w:pPr>
+    <w:r>
+      <w:rPr>
+        <w:rFonts w:ascii="Times New Roman" w:hAnsi="Times New Roman" w:eastAsia="Times New Roman" w:cs="Times New Roman"/>
+        <w:b w:val="0"/>
+        <w:bCs w:val="0"/>
+        <w:sz w:val="18"/>
+        <w:szCs w:val="18"/>
+      </w:rPr>
+      <w:t xml:space="preserve">LIVANTO GmbH  |  </w:t>
+    </w:r>
+    <w:r>
+      <w:rPr>
+        <w:rFonts w:ascii="宋体" w:hAnsi="宋体" w:eastAsia="宋体" w:cs="宋体"/>
+        <w:b w:val="0"/>
+        <w:bCs w:val="0"/>
+        <w:sz w:val="18"/>
+        <w:szCs w:val="18"/>
+      </w:rPr>
+      <w:t>福瑞笛德国合规服务</w:t>
+    </w:r>
+    <w:r>
+      <w:rPr>
+        <w:rFonts w:ascii="Times New Roman" w:hAnsi="Times New Roman" w:eastAsia="Times New Roman" w:cs="Times New Roman"/>
+        <w:b w:val="0"/>
+        <w:bCs w:val="0"/>
+        <w:sz w:val="18"/>
+        <w:szCs w:val="18"/>
+      </w:rPr>
+      <w:t xml:space="preserve">  |  Bevollmächtigungsvertrag §35(2) VerpackG</w:t>
+    </w:r>
+  </w:p>
+  <w:p>
+    <w:pPr>
+      <w:jc w:val="right"/>
+      <w:rPr>
+        <w:rFonts w:ascii="Times New Roman" w:hAnsi="Times New Roman" w:eastAsia="Times New Roman" w:cs="Times New Roman"/>
+        <w:sz w:val="18"/>
+        <w:szCs w:val="18"/>
+      </w:rPr>
+    </w:pPr>
+    <w:r>
+      <w:rPr>
+        <w:rFonts w:ascii="Times New Roman" w:hAnsi="Times New Roman" w:eastAsia="Times New Roman" w:cs="Times New Roman"/>
+        <w:sz w:val="18"/>
+        <w:szCs w:val="18"/>
+      </w:rPr>
+      <w:t xml:space="preserve">合同编号：{contract_number}  |  Vertragsnummer: {contract_number}</w:t>
+    </w:r>
+  </w:p>
+</w:hdr>
 </file>
 
 <file path=word/numbering.xml><?xml version="1.0" encoding="utf-8"?>

--- a/projects/contracts/LIVANTO/包装法_授权代表合同.docx
+++ b/projects/contracts/LIVANTO/包装法_授权代表合同.docx
@@ -1546,9 +1546,9 @@
                 <w:sz w:val="21"/>
                 <w:szCs w:val="21"/>
               </w:rPr>
-              <w:t>Handelsregister: {livanto_register}</w:t>
+              <w:t>Handelsregister: HRB38628</w:t>
               <w:br/>
-              <w:t xml:space="preserve">USt-ID: {livanto_vat}</w:t>
+              <w:t xml:space="preserve">USt-ID: DE464031041</w:t>
               <w:br/>
               <w:t xml:space="preserve">Bevollmächtigten-ID (LUCID): DE8514687609035</w:t>
             </w:r>
@@ -1582,7 +1582,7 @@
                 <w:sz w:val="21"/>
                 <w:szCs w:val="21"/>
               </w:rPr>
-              <w:t>商业登记号：{livanto_register}</w:t>
+              <w:t>商业登记号：HRB38628</w:t>
             </w:r>
             <w:r>
               <w:rPr>
@@ -1593,7 +1593,7 @@
                 <w:szCs w:val="21"/>
               </w:rPr>
               <w:br/>
-              <w:t xml:space="preserve">增值税号：{livanto_vat}</w:t>
+              <w:t xml:space="preserve">增值税号：DE464031041</w:t>
               <w:br/>
               <w:t xml:space="preserve">授权代表ID（LUCID）：DE8514687609035</w:t>
             </w:r>

--- a/projects/contracts/LIVANTO/包装法_授权代表合同.docx
+++ b/projects/contracts/LIVANTO/包装法_授权代表合同.docx
@@ -1,6 +1,6 @@
 
 <file path=word/document.xml><?xml version="1.0" encoding="utf-8"?>
-<w:document xmlns:wpc="http://schemas.microsoft.com/office/word/2010/wordprocessingCanvas" xmlns:mc="http://schemas.openxmlformats.org/markup-compatibility/2006" xmlns:o="urn:schemas-microsoft-com:office:office" xmlns:r="http://schemas.openxmlformats.org/officeDocument/2006/relationships" xmlns:m="http://schemas.openxmlformats.org/officeDocument/2006/math" xmlns:v="urn:schemas-microsoft-com:vml" xmlns:wp14="http://schemas.microsoft.com/office/word/2010/wordprocessingDrawing" xmlns:wp="http://schemas.openxmlformats.org/drawingml/2006/wordprocessingDrawing" xmlns:w="http://schemas.openxmlformats.org/wordprocessingml/2006/main" xmlns:w14="http://schemas.microsoft.com/office/word/2010/wordml" xmlns:w10="urn:schemas-microsoft-com:office:word" xmlns:w15="http://schemas.microsoft.com/office/word/2012/wordml" xmlns:wpg="http://schemas.microsoft.com/office/word/2010/wordprocessingGroup" xmlns:wpi="http://schemas.microsoft.com/office/word/2010/wordprocessingInk" xmlns:wne="http://schemas.microsoft.com/office/word/2006/wordml" xmlns:wps="http://schemas.microsoft.com/office/word/2010/wordprocessingShape" xmlns:wpsCustomData="http://www.wps.cn/officeDocument/2013/wpsCustomData" mc:Ignorable="w14 w15 wp14">
+<w:document xmlns:wpc="http://schemas.microsoft.com/office/word/2010/wordprocessingCanvas" xmlns:cx="http://schemas.microsoft.com/office/drawing/2014/chartex" xmlns:cx1="http://schemas.microsoft.com/office/drawing/2015/9/8/chartex" xmlns:cx2="http://schemas.microsoft.com/office/drawing/2015/10/21/chartex" xmlns:cx3="http://schemas.microsoft.com/office/drawing/2016/5/9/chartex" xmlns:cx4="http://schemas.microsoft.com/office/drawing/2016/5/10/chartex" xmlns:cx5="http://schemas.microsoft.com/office/drawing/2016/5/11/chartex" xmlns:cx6="http://schemas.microsoft.com/office/drawing/2016/5/12/chartex" xmlns:cx7="http://schemas.microsoft.com/office/drawing/2016/5/13/chartex" xmlns:cx8="http://schemas.microsoft.com/office/drawing/2016/5/14/chartex" xmlns:mc="http://schemas.openxmlformats.org/markup-compatibility/2006" xmlns:o="urn:schemas-microsoft-com:office:office" xmlns:r="http://schemas.openxmlformats.org/officeDocument/2006/relationships" xmlns:m="http://schemas.openxmlformats.org/officeDocument/2006/math" xmlns:v="urn:schemas-microsoft-com:vml" xmlns:wp14="http://schemas.microsoft.com/office/word/2010/wordprocessingDrawing" xmlns:wp="http://schemas.openxmlformats.org/drawingml/2006/wordprocessingDrawing" xmlns:w="http://schemas.openxmlformats.org/wordprocessingml/2006/main" xmlns:w14="http://schemas.microsoft.com/office/word/2010/wordml" xmlns:w10="urn:schemas-microsoft-com:office:word" xmlns:w15="http://schemas.microsoft.com/office/word/2012/wordml" xmlns:wpg="http://schemas.microsoft.com/office/word/2010/wordprocessingGroup" xmlns:wpi="http://schemas.microsoft.com/office/word/2010/wordprocessingInk" xmlns:wne="http://schemas.microsoft.com/office/word/2006/wordml" xmlns:wps="http://schemas.microsoft.com/office/word/2010/wordprocessingShape" xmlns:wpsCustomData="http://www.wps.cn/officeDocument/2013/wpsCustomData" mc:Ignorable="w14 w15 wp14">
   <w:body>
     <w:p>
       <w:pPr>
@@ -105,12 +105,6 @@
             <w:insideH w:val="single" w:color="auto" w:sz="4" w:space="0"/>
             <w:insideV w:val="single" w:color="auto" w:sz="4" w:space="0"/>
           </w:tblBorders>
-          <w:tblCellMar>
-            <w:top w:w="0" w:type="dxa"/>
-            <w:left w:w="10" w:type="dxa"/>
-            <w:bottom w:w="0" w:type="dxa"/>
-            <w:right w:w="10" w:type="dxa"/>
-          </w:tblCellMar>
         </w:tblPrEx>
         <w:tc>
           <w:tcPr>
@@ -332,12 +326,6 @@
             <w:insideH w:val="single" w:color="auto" w:sz="4" w:space="0"/>
             <w:insideV w:val="single" w:color="auto" w:sz="4" w:space="0"/>
           </w:tblBorders>
-          <w:tblCellMar>
-            <w:top w:w="0" w:type="dxa"/>
-            <w:left w:w="10" w:type="dxa"/>
-            <w:bottom w:w="0" w:type="dxa"/>
-            <w:right w:w="10" w:type="dxa"/>
-          </w:tblCellMar>
         </w:tblPrEx>
         <w:tc>
           <w:tcPr>
@@ -1183,12 +1171,6 @@
             <w:insideH w:val="single" w:color="auto" w:sz="4" w:space="0"/>
             <w:insideV w:val="single" w:color="auto" w:sz="4" w:space="0"/>
           </w:tblBorders>
-          <w:tblCellMar>
-            <w:top w:w="0" w:type="dxa"/>
-            <w:left w:w="10" w:type="dxa"/>
-            <w:bottom w:w="0" w:type="dxa"/>
-            <w:right w:w="10" w:type="dxa"/>
-          </w:tblCellMar>
         </w:tblPrEx>
         <w:tc>
           <w:tcPr>
@@ -1547,10 +1529,10 @@
                 <w:szCs w:val="21"/>
               </w:rPr>
               <w:t>Handelsregister: HRB38628</w:t>
-              <w:br/>
-              <w:t xml:space="preserve">USt-ID: DE464031041</w:t>
-              <w:br/>
-              <w:t xml:space="preserve">Bevollmächtigten-ID (LUCID): DE8514687609035</w:t>
+              <w:br w:type="textWrapping"/>
+              <w:t>USt-ID: DE464031041</w:t>
+              <w:br w:type="textWrapping"/>
+              <w:t>Bevollmächtigten-ID (LUCID): DE8514687609035</w:t>
             </w:r>
           </w:p>
         </w:tc>
@@ -1592,10 +1574,39 @@
                 <w:sz w:val="21"/>
                 <w:szCs w:val="21"/>
               </w:rPr>
-              <w:br/>
-              <w:t xml:space="preserve">增值税号：DE464031041</w:t>
-              <w:br/>
-              <w:t xml:space="preserve">授权代表ID（LUCID）：DE8514687609035</w:t>
+              <w:br w:type="textWrapping"/>
+              <w:t>增值税号：</w:t>
+            </w:r>
+            <w:r>
+              <w:rPr>
+                <w:rFonts w:ascii="宋体" w:hAnsi="宋体" w:eastAsia="宋体" w:cs="宋体"/>
+                <w:b w:val="0"/>
+                <w:bCs w:val="0"/>
+                <w:sz w:val="21"/>
+                <w:szCs w:val="21"/>
+              </w:rPr>
+              <w:t>DE464031041</w:t>
+              <w:br w:type="textWrapping"/>
+            </w:r>
+            <w:r>
+              <w:rPr>
+                <w:rFonts w:ascii="Times New Roman" w:hAnsi="Times New Roman" w:eastAsia="Times New Roman" w:cs="Times New Roman"/>
+                <w:b w:val="0"/>
+                <w:bCs w:val="0"/>
+                <w:sz w:val="21"/>
+                <w:szCs w:val="21"/>
+              </w:rPr>
+              <w:t>授权代表ID（LUCID）：</w:t>
+            </w:r>
+            <w:r>
+              <w:rPr>
+                <w:rFonts w:ascii="宋体" w:hAnsi="宋体" w:eastAsia="宋体" w:cs="宋体"/>
+                <w:b w:val="0"/>
+                <w:bCs w:val="0"/>
+                <w:sz w:val="21"/>
+                <w:szCs w:val="21"/>
+              </w:rPr>
+              <w:t>DE8514687609035</w:t>
             </w:r>
           </w:p>
         </w:tc>
@@ -1719,6 +1730,8 @@
         </w:rPr>
         <w:t>合同标的</w:t>
       </w:r>
+      <w:bookmarkStart w:id="0" w:name="_GoBack"/>
+      <w:bookmarkEnd w:id="0"/>
     </w:p>
     <w:tbl>
       <w:tblPr>
@@ -5701,6 +5714,12 @@
             <w:insideH w:val="single" w:color="auto" w:sz="4" w:space="0"/>
             <w:insideV w:val="single" w:color="auto" w:sz="4" w:space="0"/>
           </w:tblBorders>
+          <w:tblCellMar>
+            <w:top w:w="0" w:type="dxa"/>
+            <w:left w:w="10" w:type="dxa"/>
+            <w:bottom w:w="0" w:type="dxa"/>
+            <w:right w:w="10" w:type="dxa"/>
+          </w:tblCellMar>
         </w:tblPrEx>
         <w:tc>
           <w:tcPr>
@@ -5730,7 +5749,7 @@
                 <w:sz w:val="21"/>
                 <w:szCs w:val="21"/>
               </w:rPr>
-              <w:t xml:space="preserve">(8) Bankverbindung:</w:t>
+              <w:t>(8) Bankverbindung:</w:t>
             </w:r>
           </w:p>
           <w:p>
@@ -5852,7 +5871,7 @@
                 <w:sz w:val="21"/>
                 <w:szCs w:val="21"/>
               </w:rPr>
-              <w:t xml:space="preserve">(8) 银行转账信息：</w:t>
+              <w:t>(8) 银行转账信息：</w:t>
             </w:r>
           </w:p>
           <w:p>
@@ -6020,6 +6039,12 @@
             <w:insideH w:val="single" w:color="auto" w:sz="4" w:space="0"/>
             <w:insideV w:val="single" w:color="auto" w:sz="4" w:space="0"/>
           </w:tblBorders>
+          <w:tblCellMar>
+            <w:top w:w="0" w:type="dxa"/>
+            <w:left w:w="10" w:type="dxa"/>
+            <w:bottom w:w="0" w:type="dxa"/>
+            <w:right w:w="10" w:type="dxa"/>
+          </w:tblCellMar>
         </w:tblPrEx>
         <w:tc>
           <w:tcPr>
@@ -7194,6 +7219,7 @@
           <w:p>
             <w:pPr>
               <w:numPr>
+                <w:ilvl w:val="0"/>
                 <w:numId w:val="0"/>
               </w:numPr>
               <w:spacing w:before="20" w:after="20"/>
@@ -7782,7 +7808,6 @@
             <w:pPr>
               <w:spacing w:before="20" w:after="20"/>
             </w:pPr>
-            <w:bookmarkStart w:id="0" w:name="_GoBack"/>
             <w:r>
               <w:rPr>
                 <w:rFonts w:ascii="宋体" w:hAnsi="宋体" w:eastAsia="宋体" w:cs="宋体"/>
@@ -7793,7 +7818,6 @@
               </w:rPr>
               <w:t>(2) 向位于中华人民共和国的支付服务商福瑞笛传输支付相关数据，基于欧盟委员会执行决定(EU) 2021/914项下的欧盟标准合同条款(SCC)，并补充基于客户根据GDPR第49条第1款(a)项的明确同意。客户特此被告知向未经充分性认定的第三国传输数据可能存在的风险。该同意可随时通过书面通知撤回。撤回将导致本合同在月底前一个月通知后终止。</w:t>
             </w:r>
-            <w:bookmarkEnd w:id="0"/>
           </w:p>
         </w:tc>
       </w:tr>
@@ -7870,6 +7894,12 @@
             <w:insideH w:val="single" w:color="auto" w:sz="4" w:space="0"/>
             <w:insideV w:val="single" w:color="auto" w:sz="4" w:space="0"/>
           </w:tblBorders>
+          <w:tblCellMar>
+            <w:top w:w="0" w:type="dxa"/>
+            <w:left w:w="10" w:type="dxa"/>
+            <w:bottom w:w="0" w:type="dxa"/>
+            <w:right w:w="10" w:type="dxa"/>
+          </w:tblCellMar>
         </w:tblPrEx>
         <w:tc>
           <w:tcPr>
@@ -8691,7 +8721,7 @@
                 <w:sz w:val="21"/>
                 <w:szCs w:val="21"/>
               </w:rPr>
-              <w:t>FREDDY (Shanghai) Information Consulting Ltd., Niederlassung Huainan (nachfolgend „FREDDY"), unterstützt LIVANTO bei der Zahlungsabwicklung, Markterschließung und Kundenkommunikation im chinesischsprachigen Raum. Die Parteien vereinbaren folgende Zahlungsabwicklung:</w:t>
+              <w:t>FREDDY (SHANGHAI) INFORMATION CONSULTING LTD. HN (nachfolgend „FREDDY"), unterstützt LIVANTO bei der Zahlungsabwicklung, Markterschließung und Kundenkommunikation im chinesischsprachigen Raum. Die Parteien vereinbaren folgende Zahlungsabwicklung:</w:t>
             </w:r>
           </w:p>
         </w:tc>
@@ -9620,63 +9650,6 @@
           </w:p>
         </w:tc>
       </w:tr>
-      <w:tc>
-        <w:tcPr>
-          <w:tcW w:w="2600" w:type="dxa"/>
-          <w:tcMar>
-            <w:top w:w="30" w:type="dxa"/>
-            <w:left w:w="50" w:type="dxa"/>
-            <w:bottom w:w="30" w:type="dxa"/>
-            <w:right w:w="50" w:type="dxa"/>
-          </w:tcMar>
-        </w:tcPr>
-        <w:p>
-          <w:r>
-            <w:rPr>
-              <w:rFonts w:ascii="Times New Roman" w:hAnsi="Times New Roman" w:eastAsia="Times New Roman" w:cs="Times New Roman"/>
-              <w:sz w:val="18"/>
-              <w:szCs w:val="18"/>
-            </w:rPr>
-            <w:t xml:space="preserve">{packaging_rows}</w:t>
-          </w:r>
-        </w:p>
-      </w:tc>
-      <w:tc>
-        <w:tcPr>
-          <w:tcW w:w="1000" w:type="dxa"/>
-          <w:tcMar>
-            <w:top w:w="30" w:type="dxa"/>
-            <w:left w:w="50" w:type="dxa"/>
-            <w:bottom w:w="30" w:type="dxa"/>
-            <w:right w:w="50" w:type="dxa"/>
-          </w:tcMar>
-        </w:tcPr>
-        <w:p/>
-      </w:tc>
-      <w:tc>
-        <w:tcPr>
-          <w:tcW w:w="2200" w:type="dxa"/>
-          <w:tcMar>
-            <w:top w:w="30" w:type="dxa"/>
-            <w:left w:w="50" w:type="dxa"/>
-            <w:bottom w:w="30" w:type="dxa"/>
-            <w:right w:w="50" w:type="dxa"/>
-          </w:tcMar>
-        </w:tcPr>
-        <w:p/>
-      </w:tc>
-      <w:tc>
-        <w:tcPr>
-          <w:tcW w:w="3955" w:type="dxa"/>
-          <w:tcMar>
-            <w:top w:w="30" w:type="dxa"/>
-            <w:left w:w="50" w:type="dxa"/>
-            <w:bottom w:w="30" w:type="dxa"/>
-            <w:right w:w="50" w:type="dxa"/>
-          </w:tcMar>
-        </w:tcPr>
-        <w:p/>
-      </w:tc>
     </w:tbl>
     <w:p>
       <w:pPr>
@@ -10792,13 +10765,13 @@
     </w:p>
     <w:p>
       <w:pPr>
+        <w:spacing w:before="200" w:after="200"/>
         <w:jc w:val="center"/>
-        <w:spacing w:before="200" w:after="200"/>
       </w:pPr>
       <w:r>
         <w:rPr>
           <w:rFonts w:ascii="Times New Roman" w:hAnsi="Times New Roman" w:eastAsia="Times New Roman" w:cs="Times New Roman"/>
-          <w:b w:val="1"/>
+          <w:b/>
           <w:sz w:val="28"/>
           <w:szCs w:val="28"/>
         </w:rPr>
@@ -10812,14 +10785,33 @@
     </w:p>
     <w:tbl>
       <w:tblPr>
+        <w:tblStyle w:val="12"/>
         <w:tblW w:w="9705" w:type="dxa"/>
         <w:jc w:val="center"/>
+        <w:tblLayout w:type="autofit"/>
+        <w:tblCellMar>
+          <w:top w:w="0" w:type="dxa"/>
+          <w:left w:w="108" w:type="dxa"/>
+          <w:bottom w:w="0" w:type="dxa"/>
+          <w:right w:w="108" w:type="dxa"/>
+        </w:tblCellMar>
       </w:tblPr>
       <w:tblGrid>
         <w:gridCol w:w="4852"/>
         <w:gridCol w:w="4853"/>
       </w:tblGrid>
       <w:tr>
+        <w:tblPrEx>
+          <w:tblCellMar>
+            <w:top w:w="0" w:type="dxa"/>
+            <w:left w:w="108" w:type="dxa"/>
+            <w:bottom w:w="0" w:type="dxa"/>
+            <w:right w:w="108" w:type="dxa"/>
+          </w:tblCellMar>
+        </w:tblPrEx>
+        <w:trPr>
+          <w:jc w:val="center"/>
+        </w:trPr>
         <w:tc>
           <w:tcPr>
             <w:tcW w:w="4852" w:type="dxa"/>
@@ -10837,11 +10829,11 @@
             <w:r>
               <w:rPr>
                 <w:rFonts w:ascii="Times New Roman" w:hAnsi="Times New Roman" w:eastAsia="Times New Roman" w:cs="Times New Roman"/>
-                <w:b w:val="1"/>
+                <w:b/>
                 <w:sz w:val="24"/>
                 <w:szCs w:val="24"/>
               </w:rPr>
-              <w:t xml:space="preserve">Auftraggeber / Kunde</w:t>
+              <w:t>Auftraggeber / Kunde</w:t>
             </w:r>
           </w:p>
           <w:p>
@@ -10854,7 +10846,7 @@
                 <w:sz w:val="21"/>
                 <w:szCs w:val="21"/>
               </w:rPr>
-              <w:t xml:space="preserve">{company_name_en}</w:t>
+              <w:t>{company_name_en}</w:t>
             </w:r>
           </w:p>
           <w:p>
@@ -10867,7 +10859,7 @@
                 <w:sz w:val="21"/>
                 <w:szCs w:val="21"/>
               </w:rPr>
-              <w:t xml:space="preserve">{registered_address_en}</w:t>
+              <w:t>{registered_address_en}</w:t>
             </w:r>
           </w:p>
           <w:p>
@@ -10880,7 +10872,7 @@
                 <w:sz w:val="21"/>
                 <w:szCs w:val="21"/>
               </w:rPr>
-              <w:t xml:space="preserve">Ort / Datum:</w:t>
+              <w:t>Ort / Datum:</w:t>
             </w:r>
           </w:p>
           <w:p>
@@ -10893,7 +10885,7 @@
                 <w:sz w:val="21"/>
                 <w:szCs w:val="21"/>
               </w:rPr>
-              <w:t xml:space="preserve">Unterschrift / Stempel:</w:t>
+              <w:t>Unterschrift / Stempel:</w:t>
             </w:r>
           </w:p>
         </w:tc>
@@ -10914,11 +10906,11 @@
             <w:r>
               <w:rPr>
                 <w:rFonts w:ascii="宋体" w:hAnsi="宋体" w:eastAsia="宋体" w:cs="宋体"/>
-                <w:b w:val="1"/>
+                <w:b/>
                 <w:sz w:val="24"/>
                 <w:szCs w:val="24"/>
               </w:rPr>
-              <w:t xml:space="preserve">委托方 / 客户</w:t>
+              <w:t>委托方 / 客户</w:t>
             </w:r>
           </w:p>
           <w:p>
@@ -10931,7 +10923,7 @@
                 <w:sz w:val="21"/>
                 <w:szCs w:val="21"/>
               </w:rPr>
-              <w:t xml:space="preserve">{company_name}</w:t>
+              <w:t>{company_name}</w:t>
             </w:r>
           </w:p>
           <w:p>
@@ -10944,7 +10936,7 @@
                 <w:sz w:val="21"/>
                 <w:szCs w:val="21"/>
               </w:rPr>
-              <w:t xml:space="preserve">{registered_address}</w:t>
+              <w:t>{registered_address}</w:t>
             </w:r>
           </w:p>
           <w:p>
@@ -10957,7 +10949,7 @@
                 <w:sz w:val="21"/>
                 <w:szCs w:val="21"/>
               </w:rPr>
-              <w:t xml:space="preserve">地点 / 日期：</w:t>
+              <w:t>地点 / 日期：</w:t>
             </w:r>
           </w:p>
           <w:p>
@@ -10970,7 +10962,7 @@
                 <w:sz w:val="21"/>
                 <w:szCs w:val="21"/>
               </w:rPr>
-              <w:t xml:space="preserve">签字 / 盖章：</w:t>
+              <w:t>签字 / 盖章：</w:t>
             </w:r>
           </w:p>
         </w:tc>
@@ -10983,14 +10975,33 @@
     </w:p>
     <w:tbl>
       <w:tblPr>
+        <w:tblStyle w:val="12"/>
         <w:tblW w:w="9705" w:type="dxa"/>
         <w:jc w:val="center"/>
+        <w:tblLayout w:type="autofit"/>
+        <w:tblCellMar>
+          <w:top w:w="0" w:type="dxa"/>
+          <w:left w:w="108" w:type="dxa"/>
+          <w:bottom w:w="0" w:type="dxa"/>
+          <w:right w:w="108" w:type="dxa"/>
+        </w:tblCellMar>
       </w:tblPr>
       <w:tblGrid>
         <w:gridCol w:w="4852"/>
         <w:gridCol w:w="4853"/>
       </w:tblGrid>
       <w:tr>
+        <w:tblPrEx>
+          <w:tblCellMar>
+            <w:top w:w="0" w:type="dxa"/>
+            <w:left w:w="108" w:type="dxa"/>
+            <w:bottom w:w="0" w:type="dxa"/>
+            <w:right w:w="108" w:type="dxa"/>
+          </w:tblCellMar>
+        </w:tblPrEx>
+        <w:trPr>
+          <w:jc w:val="center"/>
+        </w:trPr>
         <w:tc>
           <w:tcPr>
             <w:tcW w:w="4852" w:type="dxa"/>
@@ -11008,11 +11019,11 @@
             <w:r>
               <w:rPr>
                 <w:rFonts w:ascii="Times New Roman" w:hAnsi="Times New Roman" w:eastAsia="Times New Roman" w:cs="Times New Roman"/>
-                <w:b w:val="1"/>
+                <w:b/>
                 <w:sz w:val="24"/>
                 <w:szCs w:val="24"/>
               </w:rPr>
-              <w:t xml:space="preserve">Bevollmächtigter</w:t>
+              <w:t>Bevollmächtigter</w:t>
             </w:r>
           </w:p>
           <w:p>
@@ -11025,7 +11036,7 @@
                 <w:sz w:val="21"/>
                 <w:szCs w:val="21"/>
               </w:rPr>
-              <w:t xml:space="preserve">LIVANTO GmbH</w:t>
+              <w:t>LIVANTO GmbH</w:t>
             </w:r>
           </w:p>
           <w:p>
@@ -11038,7 +11049,7 @@
                 <w:sz w:val="21"/>
                 <w:szCs w:val="21"/>
               </w:rPr>
-              <w:t xml:space="preserve">Dortmund</w:t>
+              <w:t>Dortmund</w:t>
             </w:r>
           </w:p>
           <w:p>
@@ -11051,7 +11062,7 @@
                 <w:sz w:val="21"/>
                 <w:szCs w:val="21"/>
               </w:rPr>
-              <w:t xml:space="preserve">Ort / Datum:</w:t>
+              <w:t>Ort / Datum:</w:t>
             </w:r>
           </w:p>
           <w:p>
@@ -11064,7 +11075,7 @@
                 <w:sz w:val="21"/>
                 <w:szCs w:val="21"/>
               </w:rPr>
-              <w:t xml:space="preserve">Unterschrift / Stempel:</w:t>
+              <w:t>Unterschrift / Stempel:</w:t>
             </w:r>
           </w:p>
         </w:tc>
@@ -11085,11 +11096,11 @@
             <w:r>
               <w:rPr>
                 <w:rFonts w:ascii="宋体" w:hAnsi="宋体" w:eastAsia="宋体" w:cs="宋体"/>
-                <w:b w:val="1"/>
+                <w:b/>
                 <w:sz w:val="24"/>
                 <w:szCs w:val="24"/>
               </w:rPr>
-              <w:t xml:space="preserve">授权代表</w:t>
+              <w:t>授权代表</w:t>
             </w:r>
           </w:p>
           <w:p>
@@ -11102,7 +11113,7 @@
                 <w:sz w:val="21"/>
                 <w:szCs w:val="21"/>
               </w:rPr>
-              <w:t xml:space="preserve">LIVANTO GmbH</w:t>
+              <w:t>LIVANTO GmbH</w:t>
             </w:r>
           </w:p>
           <w:p>
@@ -11115,7 +11126,7 @@
                 <w:sz w:val="21"/>
                 <w:szCs w:val="21"/>
               </w:rPr>
-              <w:t xml:space="preserve">多特蒙德</w:t>
+              <w:t>多特蒙德</w:t>
             </w:r>
           </w:p>
           <w:p>
@@ -11128,7 +11139,7 @@
                 <w:sz w:val="21"/>
                 <w:szCs w:val="21"/>
               </w:rPr>
-              <w:t xml:space="preserve">地点 / 日期：</w:t>
+              <w:t>地点 / 日期：</w:t>
             </w:r>
           </w:p>
           <w:p>
@@ -11141,7 +11152,7 @@
                 <w:sz w:val="21"/>
                 <w:szCs w:val="21"/>
               </w:rPr>
-              <w:t xml:space="preserve">签字 / 盖章：</w:t>
+              <w:t>签字 / 盖章：</w:t>
             </w:r>
           </w:p>
         </w:tc>
@@ -11154,14 +11165,33 @@
     </w:p>
     <w:tbl>
       <w:tblPr>
+        <w:tblStyle w:val="12"/>
         <w:tblW w:w="9705" w:type="dxa"/>
         <w:jc w:val="center"/>
+        <w:tblLayout w:type="autofit"/>
+        <w:tblCellMar>
+          <w:top w:w="0" w:type="dxa"/>
+          <w:left w:w="108" w:type="dxa"/>
+          <w:bottom w:w="0" w:type="dxa"/>
+          <w:right w:w="108" w:type="dxa"/>
+        </w:tblCellMar>
       </w:tblPr>
       <w:tblGrid>
         <w:gridCol w:w="4852"/>
         <w:gridCol w:w="4853"/>
       </w:tblGrid>
       <w:tr>
+        <w:tblPrEx>
+          <w:tblCellMar>
+            <w:top w:w="0" w:type="dxa"/>
+            <w:left w:w="108" w:type="dxa"/>
+            <w:bottom w:w="0" w:type="dxa"/>
+            <w:right w:w="108" w:type="dxa"/>
+          </w:tblCellMar>
+        </w:tblPrEx>
+        <w:trPr>
+          <w:jc w:val="center"/>
+        </w:trPr>
         <w:tc>
           <w:tcPr>
             <w:tcW w:w="4852" w:type="dxa"/>
@@ -11179,11 +11209,11 @@
             <w:r>
               <w:rPr>
                 <w:rFonts w:ascii="Times New Roman" w:hAnsi="Times New Roman" w:eastAsia="Times New Roman" w:cs="Times New Roman"/>
-                <w:b w:val="1"/>
+                <w:b/>
                 <w:sz w:val="24"/>
                 <w:szCs w:val="24"/>
               </w:rPr>
-              <w:t xml:space="preserve">Zahlungsdienstleister</w:t>
+              <w:t>Zahlungsdienstleister</w:t>
             </w:r>
           </w:p>
           <w:p>
@@ -11196,7 +11226,7 @@
                 <w:sz w:val="21"/>
                 <w:szCs w:val="21"/>
               </w:rPr>
-              <w:t xml:space="preserve">FREDDY (Shanghai) Information Consulting Ltd., Huainan Branch</w:t>
+              <w:t>FREDDY (SHANGHAI) INFORMATION CONSULTING LTD. HN</w:t>
             </w:r>
           </w:p>
           <w:p>
@@ -11209,7 +11239,7 @@
                 <w:sz w:val="21"/>
                 <w:szCs w:val="21"/>
               </w:rPr>
-              <w:t xml:space="preserve">Huainan</w:t>
+              <w:t>Huainan</w:t>
             </w:r>
           </w:p>
           <w:p>
@@ -11222,7 +11252,7 @@
                 <w:sz w:val="21"/>
                 <w:szCs w:val="21"/>
               </w:rPr>
-              <w:t xml:space="preserve">Ort / Datum:</w:t>
+              <w:t>Ort / Datum:</w:t>
             </w:r>
           </w:p>
           <w:p>
@@ -11235,7 +11265,7 @@
                 <w:sz w:val="21"/>
                 <w:szCs w:val="21"/>
               </w:rPr>
-              <w:t xml:space="preserve">Unterschrift / Stempel:</w:t>
+              <w:t>Unterschrift / Stempel:</w:t>
             </w:r>
           </w:p>
         </w:tc>
@@ -11256,11 +11286,11 @@
             <w:r>
               <w:rPr>
                 <w:rFonts w:ascii="宋体" w:hAnsi="宋体" w:eastAsia="宋体" w:cs="宋体"/>
-                <w:b w:val="1"/>
+                <w:b/>
                 <w:sz w:val="24"/>
                 <w:szCs w:val="24"/>
               </w:rPr>
-              <w:t xml:space="preserve">支付服务商</w:t>
+              <w:t>支付服务商</w:t>
             </w:r>
           </w:p>
           <w:p>
@@ -11273,7 +11303,7 @@
                 <w:sz w:val="21"/>
                 <w:szCs w:val="21"/>
               </w:rPr>
-              <w:t xml:space="preserve">福瑞笛（上海）信息咨询有限公司淮南分公司</w:t>
+              <w:t>福瑞笛（上海）信息咨询有限公司淮南分公司</w:t>
             </w:r>
           </w:p>
           <w:p>
@@ -11286,7 +11316,7 @@
                 <w:sz w:val="21"/>
                 <w:szCs w:val="21"/>
               </w:rPr>
-              <w:t xml:space="preserve">淮南</w:t>
+              <w:t>淮南</w:t>
             </w:r>
           </w:p>
           <w:p>
@@ -11299,7 +11329,7 @@
                 <w:sz w:val="21"/>
                 <w:szCs w:val="21"/>
               </w:rPr>
-              <w:t xml:space="preserve">地点 / 日期：</w:t>
+              <w:t>地点 / 日期：</w:t>
             </w:r>
           </w:p>
           <w:p>
@@ -11312,12 +11342,13 @@
                 <w:sz w:val="21"/>
                 <w:szCs w:val="21"/>
               </w:rPr>
-              <w:t xml:space="preserve">签字 / 盖章：</w:t>
+              <w:t>签字 / 盖章：</w:t>
             </w:r>
           </w:p>
         </w:tc>
       </w:tr>
     </w:tbl>
+    <w:p/>
     <w:sectPr>
       <w:headerReference r:id="rId3" w:type="default"/>
       <w:footerReference r:id="rId4" w:type="default"/>
@@ -11458,7 +11489,7 @@
         <w:sz w:val="18"/>
         <w:szCs w:val="18"/>
       </w:rPr>
-      <w:t xml:space="preserve">合同编号：{contract_number}  |  Vertragsnummer: {contract_number}</w:t>
+      <w:t>合同编号：{contract_number}  |  Vertragsnummer: {contract_number}</w:t>
     </w:r>
   </w:p>
 </w:hdr>
@@ -11533,11 +11564,11 @@
     <w:lsdException w:unhideWhenUsed="0" w:uiPriority="0" w:semiHidden="0" w:name="table of figures"/>
     <w:lsdException w:unhideWhenUsed="0" w:uiPriority="0" w:semiHidden="0" w:name="envelope address"/>
     <w:lsdException w:unhideWhenUsed="0" w:uiPriority="0" w:semiHidden="0" w:name="envelope return"/>
-    <w:lsdException w:uiPriority="99" w:name="footnote reference"/>
+    <w:lsdException w:qFormat="1" w:uiPriority="99" w:name="footnote reference"/>
     <w:lsdException w:unhideWhenUsed="0" w:uiPriority="0" w:semiHidden="0" w:name="annotation reference"/>
     <w:lsdException w:unhideWhenUsed="0" w:uiPriority="0" w:semiHidden="0" w:name="line number"/>
     <w:lsdException w:unhideWhenUsed="0" w:uiPriority="0" w:semiHidden="0" w:name="page number"/>
-    <w:lsdException w:uiPriority="99" w:name="endnote reference"/>
+    <w:lsdException w:qFormat="1" w:uiPriority="99" w:name="endnote reference"/>
     <w:lsdException w:uiPriority="99" w:name="endnote text"/>
     <w:lsdException w:unhideWhenUsed="0" w:uiPriority="0" w:semiHidden="0" w:name="table of authorities"/>
     <w:lsdException w:unhideWhenUsed="0" w:uiPriority="0" w:semiHidden="0" w:name="macro"/>
@@ -11580,7 +11611,7 @@
     <w:lsdException w:unhideWhenUsed="0" w:uiPriority="0" w:semiHidden="0" w:name="Body Text Indent 2"/>
     <w:lsdException w:unhideWhenUsed="0" w:uiPriority="0" w:semiHidden="0" w:name="Body Text Indent 3"/>
     <w:lsdException w:unhideWhenUsed="0" w:uiPriority="0" w:semiHidden="0" w:name="Block Text"/>
-    <w:lsdException w:uiPriority="99" w:semiHidden="0" w:name="Hyperlink"/>
+    <w:lsdException w:qFormat="1" w:uiPriority="99" w:semiHidden="0" w:name="Hyperlink"/>
     <w:lsdException w:unhideWhenUsed="0" w:uiPriority="0" w:semiHidden="0" w:name="FollowedHyperlink"/>
     <w:lsdException w:qFormat="1" w:unhideWhenUsed="0" w:uiPriority="0" w:semiHidden="0" w:name="Strong"/>
     <w:lsdException w:qFormat="1" w:unhideWhenUsed="0" w:uiPriority="0" w:semiHidden="0" w:name="Emphasis"/>
@@ -11594,7 +11625,7 @@
     <w:lsdException w:unhideWhenUsed="0" w:uiPriority="0" w:semiHidden="0" w:name="HTML Code"/>
     <w:lsdException w:unhideWhenUsed="0" w:uiPriority="0" w:semiHidden="0" w:name="HTML Definition"/>
     <w:lsdException w:unhideWhenUsed="0" w:uiPriority="0" w:semiHidden="0" w:name="HTML Keyboard"/>
-    <w:lsdException w:unhideWhenUsed="0" w:uiPriority="0" w:semiHidden="0" w:name="HTML Preformatted"/>
+    <w:lsdException w:qFormat="1" w:unhideWhenUsed="0" w:uiPriority="0" w:semiHidden="0" w:name="HTML Preformatted"/>
     <w:lsdException w:unhideWhenUsed="0" w:uiPriority="0" w:semiHidden="0" w:name="HTML Sample"/>
     <w:lsdException w:unhideWhenUsed="0" w:uiPriority="0" w:semiHidden="0" w:name="HTML Typewriter"/>
     <w:lsdException w:unhideWhenUsed="0" w:uiPriority="0" w:semiHidden="0" w:name="HTML Variable"/>
@@ -11884,6 +11915,7 @@
   <w:style w:type="paragraph" w:styleId="10">
     <w:name w:val="HTML Preformatted"/>
     <w:basedOn w:val="1"/>
+    <w:qFormat/>
     <w:uiPriority w:val="0"/>
     <w:pPr>
       <w:tabs>
@@ -11928,6 +11960,7 @@
     <w:name w:val="endnote reference"/>
     <w:semiHidden/>
     <w:unhideWhenUsed/>
+    <w:qFormat/>
     <w:uiPriority w:val="99"/>
     <w:rPr>
       <w:vertAlign w:val="superscript"/>
@@ -11936,6 +11969,7 @@
   <w:style w:type="character" w:styleId="15">
     <w:name w:val="Hyperlink"/>
     <w:unhideWhenUsed/>
+    <w:qFormat/>
     <w:uiPriority w:val="99"/>
     <w:rPr>
       <w:color w:val="0563C1"/>
@@ -11946,6 +11980,7 @@
     <w:name w:val="footnote reference"/>
     <w:semiHidden/>
     <w:unhideWhenUsed/>
+    <w:qFormat/>
     <w:uiPriority w:val="99"/>
     <w:rPr>
       <w:vertAlign w:val="superscript"/>
@@ -11977,6 +12012,7 @@
     <w:link w:val="8"/>
     <w:semiHidden/>
     <w:unhideWhenUsed/>
+    <w:qFormat/>
     <w:uiPriority w:val="99"/>
     <w:rPr>
       <w:sz w:val="20"/>

--- a/projects/contracts/LIVANTO/包装法_授权代表合同.docx
+++ b/projects/contracts/LIVANTO/包装法_授权代表合同.docx
@@ -43,8 +43,8 @@
           <w:rFonts w:ascii="Times New Roman" w:hAnsi="Times New Roman" w:eastAsia="Times New Roman" w:cs="Times New Roman"/>
           <w:b w:val="0"/>
           <w:bCs w:val="0"/>
-          <w:sz w:val="18"/>
-          <w:szCs w:val="18"/>
+          <w:sz w:val="21"/>
+          <w:szCs w:val="21"/>
         </w:rPr>
         <w:t>gemäß § 35 Absatz 2 Verpackungsgesetz (VerpackG) / PPWR (EU) 2025/40</w:t>
       </w:r>
@@ -59,8 +59,8 @@
           <w:rFonts w:ascii="宋体" w:hAnsi="宋体" w:eastAsia="宋体" w:cs="宋体"/>
           <w:b w:val="0"/>
           <w:bCs w:val="0"/>
-          <w:sz w:val="18"/>
-          <w:szCs w:val="18"/>
+          <w:sz w:val="21"/>
+          <w:szCs w:val="21"/>
         </w:rPr>
         <w:t>依据《德国包装法》§35条第2款 / 欧盟PPWR 2025/40</w:t>
       </w:r>
@@ -9558,8 +9558,8 @@
                 <w:b/>
                 <w:bCs/>
                 <w:color w:val="FFFFFF"/>
-                <w:sz w:val="18"/>
-                <w:szCs w:val="18"/>
+                <w:sz w:val="21"/>
+                <w:szCs w:val="21"/>
               </w:rPr>
               <w:t>Materialfraktion / 材料类别</w:t>
             </w:r>
@@ -9586,8 +9586,8 @@
                 <w:b/>
                 <w:bCs/>
                 <w:color w:val="FFFFFF"/>
-                <w:sz w:val="18"/>
-                <w:szCs w:val="18"/>
+                <w:sz w:val="21"/>
+                <w:szCs w:val="21"/>
               </w:rPr>
               <w:t>Kategorie / 类别</w:t>
             </w:r>
@@ -9614,8 +9614,8 @@
                 <w:b/>
                 <w:bCs/>
                 <w:color w:val="FFFFFF"/>
-                <w:sz w:val="18"/>
-                <w:szCs w:val="18"/>
+                <w:sz w:val="21"/>
+                <w:szCs w:val="21"/>
               </w:rPr>
               <w:t>Geschätzte Menge (kg/Jahr) / 预估年量(公斤)</w:t>
             </w:r>
@@ -9642,12 +9642,69 @@
                 <w:b/>
                 <w:bCs/>
                 <w:color w:val="FFFFFF"/>
-                <w:sz w:val="18"/>
-                <w:szCs w:val="18"/>
+                <w:sz w:val="21"/>
+                <w:szCs w:val="21"/>
               </w:rPr>
               <w:t>Produktbeispiel / 产品举例</w:t>
             </w:r>
           </w:p>
+        </w:tc>
+        <w:tc>
+          <w:tcPr>
+            <w:tcW w:w="2600" w:type="dxa"/>
+            <w:tcMar>
+              <w:top w:w="30" w:type="dxa"/>
+              <w:left w:w="50" w:type="dxa"/>
+              <w:bottom w:w="30" w:type="dxa"/>
+              <w:right w:w="50" w:type="dxa"/>
+            </w:tcMar>
+          </w:tcPr>
+          <w:p>
+            <w:r>
+              <w:rPr>
+                <w:rFonts w:ascii="Times New Roman" w:hAnsi="Times New Roman" w:eastAsia="Times New Roman" w:cs="Times New Roman"/>
+                <w:sz w:val="21"/>
+                <w:szCs w:val="21"/>
+              </w:rPr>
+              <w:t xml:space="preserve">{packaging_rows}</w:t>
+            </w:r>
+          </w:p>
+        </w:tc>
+        <w:tc>
+          <w:tcPr>
+            <w:tcW w:w="1000" w:type="dxa"/>
+            <w:tcMar>
+              <w:top w:w="30" w:type="dxa"/>
+              <w:left w:w="50" w:type="dxa"/>
+              <w:bottom w:w="30" w:type="dxa"/>
+              <w:right w:w="50" w:type="dxa"/>
+            </w:tcMar>
+          </w:tcPr>
+          <w:p/>
+        </w:tc>
+        <w:tc>
+          <w:tcPr>
+            <w:tcW w:w="2200" w:type="dxa"/>
+            <w:tcMar>
+              <w:top w:w="30" w:type="dxa"/>
+              <w:left w:w="50" w:type="dxa"/>
+              <w:bottom w:w="30" w:type="dxa"/>
+              <w:right w:w="50" w:type="dxa"/>
+            </w:tcMar>
+          </w:tcPr>
+          <w:p/>
+        </w:tc>
+        <w:tc>
+          <w:tcPr>
+            <w:tcW w:w="3955" w:type="dxa"/>
+            <w:tcMar>
+              <w:top w:w="30" w:type="dxa"/>
+              <w:left w:w="50" w:type="dxa"/>
+              <w:bottom w:w="30" w:type="dxa"/>
+              <w:right w:w="50" w:type="dxa"/>
+            </w:tcMar>
+          </w:tcPr>
+          <w:p/>
         </w:tc>
       </w:tr>
     </w:tbl>
@@ -9988,8 +10045,8 @@
                 <w:b/>
                 <w:bCs/>
                 <w:color w:val="FFFFFF"/>
-                <w:sz w:val="18"/>
-                <w:szCs w:val="18"/>
+                <w:sz w:val="21"/>
+                <w:szCs w:val="21"/>
               </w:rPr>
               <w:t>Servicestufe / 服务等级</w:t>
             </w:r>
@@ -10016,8 +10073,8 @@
                 <w:b/>
                 <w:bCs/>
                 <w:color w:val="FFFFFF"/>
-                <w:sz w:val="18"/>
-                <w:szCs w:val="18"/>
+                <w:sz w:val="21"/>
+                <w:szCs w:val="21"/>
               </w:rPr>
               <w:t>Jahresgrundgebühr / 年度基本费</w:t>
             </w:r>
@@ -10044,8 +10101,8 @@
                 <w:b/>
                 <w:bCs/>
                 <w:color w:val="FFFFFF"/>
-                <w:sz w:val="18"/>
-                <w:szCs w:val="18"/>
+                <w:sz w:val="21"/>
+                <w:szCs w:val="21"/>
               </w:rPr>
               <w:t>Leistungsumfang / 服务范围</w:t>
             </w:r>
@@ -10085,8 +10142,8 @@
                 <w:rFonts w:ascii="Times New Roman" w:hAnsi="Times New Roman" w:eastAsia="Times New Roman" w:cs="Times New Roman"/>
                 <w:b/>
                 <w:bCs/>
-                <w:sz w:val="18"/>
-                <w:szCs w:val="18"/>
+                <w:sz w:val="21"/>
+                <w:szCs w:val="21"/>
               </w:rPr>
               <w:t>Basis / 基础</w:t>
             </w:r>
@@ -10108,8 +10165,8 @@
                 <w:rFonts w:ascii="Times New Roman" w:hAnsi="Times New Roman" w:eastAsia="Times New Roman" w:cs="Times New Roman"/>
                 <w:b w:val="0"/>
                 <w:bCs w:val="0"/>
-                <w:sz w:val="18"/>
-                <w:szCs w:val="18"/>
+                <w:sz w:val="21"/>
+                <w:szCs w:val="21"/>
               </w:rPr>
               <w:t>EUR 29,00</w:t>
             </w:r>
@@ -10131,8 +10188,8 @@
                 <w:rFonts w:ascii="Times New Roman" w:hAnsi="Times New Roman" w:eastAsia="Times New Roman" w:cs="Times New Roman"/>
                 <w:b w:val="0"/>
                 <w:bCs w:val="0"/>
-                <w:sz w:val="18"/>
-                <w:szCs w:val="18"/>
+                <w:sz w:val="21"/>
+                <w:szCs w:val="21"/>
               </w:rPr>
               <w:t>Kern-AR-Dienstleistungen: Systembeteiligung, LUCID-Datenmeldung, Behördenkorrespondenz, gesetzliche Informationspflichten / 核心AR服务：系统参与、LUCID数据申报、官方通信、法定信息义务</w:t>
             </w:r>
@@ -10173,8 +10230,8 @@
                 <w:rFonts w:ascii="Times New Roman" w:hAnsi="Times New Roman" w:eastAsia="Times New Roman" w:cs="Times New Roman"/>
                 <w:b/>
                 <w:bCs/>
-                <w:sz w:val="18"/>
-                <w:szCs w:val="18"/>
+                <w:sz w:val="21"/>
+                <w:szCs w:val="21"/>
               </w:rPr>
               <w:t>Standard / 标准</w:t>
             </w:r>
@@ -10197,8 +10254,8 @@
                 <w:rFonts w:ascii="Times New Roman" w:hAnsi="Times New Roman" w:eastAsia="Times New Roman" w:cs="Times New Roman"/>
                 <w:b w:val="0"/>
                 <w:bCs w:val="0"/>
-                <w:sz w:val="18"/>
-                <w:szCs w:val="18"/>
+                <w:sz w:val="21"/>
+                <w:szCs w:val="21"/>
               </w:rPr>
               <w:t>EUR 49,00</w:t>
             </w:r>
@@ -10221,8 +10278,8 @@
                 <w:rFonts w:ascii="Times New Roman" w:hAnsi="Times New Roman" w:eastAsia="Times New Roman" w:cs="Times New Roman"/>
                 <w:b w:val="0"/>
                 <w:bCs w:val="0"/>
-                <w:sz w:val="18"/>
-                <w:szCs w:val="18"/>
+                <w:sz w:val="21"/>
+                <w:szCs w:val="21"/>
               </w:rPr>
               <w:t>Basis + prioritäre Reaktionszeit (48 h) + erweiterte Klassifizierungsberatung + jährlicher Compliance-Kurzbericht / 基础+优先响应时间(48小时)+扩展分类咨询+年度合规简报</w:t>
             </w:r>
@@ -10262,8 +10319,8 @@
                 <w:rFonts w:ascii="Times New Roman" w:hAnsi="Times New Roman" w:eastAsia="Times New Roman" w:cs="Times New Roman"/>
                 <w:b/>
                 <w:bCs/>
-                <w:sz w:val="18"/>
-                <w:szCs w:val="18"/>
+                <w:sz w:val="21"/>
+                <w:szCs w:val="21"/>
               </w:rPr>
               <w:t>Premium / 高级</w:t>
             </w:r>
@@ -10285,8 +10342,8 @@
                 <w:rFonts w:ascii="Times New Roman" w:hAnsi="Times New Roman" w:eastAsia="Times New Roman" w:cs="Times New Roman"/>
                 <w:b w:val="0"/>
                 <w:bCs w:val="0"/>
-                <w:sz w:val="18"/>
-                <w:szCs w:val="18"/>
+                <w:sz w:val="21"/>
+                <w:szCs w:val="21"/>
               </w:rPr>
               <w:t>EUR 79,00</w:t>
             </w:r>
@@ -10308,8 +10365,8 @@
                 <w:rFonts w:ascii="Times New Roman" w:hAnsi="Times New Roman" w:eastAsia="Times New Roman" w:cs="Times New Roman"/>
                 <w:b w:val="0"/>
                 <w:bCs w:val="0"/>
-                <w:sz w:val="18"/>
-                <w:szCs w:val="18"/>
+                <w:sz w:val="21"/>
+                <w:szCs w:val="21"/>
               </w:rPr>
               <w:t>Standard + Vollständigkeitserklärungs-Koordination + persönlicher Ansprechpartner + 24h-Reaktionszeit / 标准+完整性声明协调+专属客户经理+24小时响应时间</w:t>
             </w:r>
@@ -10772,8 +10829,8 @@
         <w:rPr>
           <w:rFonts w:ascii="Times New Roman" w:hAnsi="Times New Roman" w:eastAsia="Times New Roman" w:cs="Times New Roman"/>
           <w:b/>
-          <w:sz w:val="28"/>
-          <w:szCs w:val="28"/>
+          <w:sz w:val="30"/>
+          <w:szCs w:val="30"/>
         </w:rPr>
         <w:t>Unterzeichnung / 签署</w:t>
       </w:r>

--- a/projects/contracts/LIVANTO/包装法_授权代表合同.docx
+++ b/projects/contracts/LIVANTO/包装法_授权代表合同.docx
@@ -9649,64 +9649,64 @@
             </w:r>
           </w:p>
         </w:tc>
-        <w:tc>
-          <w:tcPr>
-            <w:tcW w:w="2600" w:type="dxa"/>
-            <w:tcMar>
-              <w:top w:w="30" w:type="dxa"/>
-              <w:left w:w="50" w:type="dxa"/>
-              <w:bottom w:w="30" w:type="dxa"/>
-              <w:right w:w="50" w:type="dxa"/>
-            </w:tcMar>
-          </w:tcPr>
-          <w:p>
-            <w:r>
-              <w:rPr>
-                <w:rFonts w:ascii="Times New Roman" w:hAnsi="Times New Roman" w:eastAsia="Times New Roman" w:cs="Times New Roman"/>
-                <w:sz w:val="21"/>
-                <w:szCs w:val="21"/>
-              </w:rPr>
-              <w:t xml:space="preserve">{packaging_rows}</w:t>
-            </w:r>
-          </w:p>
-        </w:tc>
-        <w:tc>
-          <w:tcPr>
-            <w:tcW w:w="1000" w:type="dxa"/>
-            <w:tcMar>
-              <w:top w:w="30" w:type="dxa"/>
-              <w:left w:w="50" w:type="dxa"/>
-              <w:bottom w:w="30" w:type="dxa"/>
-              <w:right w:w="50" w:type="dxa"/>
-            </w:tcMar>
-          </w:tcPr>
-          <w:p/>
-        </w:tc>
-        <w:tc>
-          <w:tcPr>
-            <w:tcW w:w="2200" w:type="dxa"/>
-            <w:tcMar>
-              <w:top w:w="30" w:type="dxa"/>
-              <w:left w:w="50" w:type="dxa"/>
-              <w:bottom w:w="30" w:type="dxa"/>
-              <w:right w:w="50" w:type="dxa"/>
-            </w:tcMar>
-          </w:tcPr>
-          <w:p/>
-        </w:tc>
-        <w:tc>
-          <w:tcPr>
-            <w:tcW w:w="3955" w:type="dxa"/>
-            <w:tcMar>
-              <w:top w:w="30" w:type="dxa"/>
-              <w:left w:w="50" w:type="dxa"/>
-              <w:bottom w:w="30" w:type="dxa"/>
-              <w:right w:w="50" w:type="dxa"/>
-            </w:tcMar>
-          </w:tcPr>
-          <w:p/>
-        </w:tc>
       </w:tr>
+      <w:tc>
+        <w:tcPr>
+          <w:tcW w:w="2600" w:type="dxa"/>
+          <w:tcMar>
+            <w:top w:w="30" w:type="dxa"/>
+            <w:left w:w="50" w:type="dxa"/>
+            <w:bottom w:w="30" w:type="dxa"/>
+            <w:right w:w="50" w:type="dxa"/>
+          </w:tcMar>
+        </w:tcPr>
+        <w:p>
+          <w:r>
+            <w:rPr>
+              <w:rFonts w:ascii="Times New Roman" w:hAnsi="Times New Roman" w:eastAsia="Times New Roman" w:cs="Times New Roman"/>
+              <w:sz w:val="21"/>
+              <w:szCs w:val="21"/>
+            </w:rPr>
+            <w:t xml:space="preserve">{packaging_rows}</w:t>
+          </w:r>
+        </w:p>
+      </w:tc>
+      <w:tc>
+        <w:tcPr>
+          <w:tcW w:w="1000" w:type="dxa"/>
+          <w:tcMar>
+            <w:top w:w="30" w:type="dxa"/>
+            <w:left w:w="50" w:type="dxa"/>
+            <w:bottom w:w="30" w:type="dxa"/>
+            <w:right w:w="50" w:type="dxa"/>
+          </w:tcMar>
+        </w:tcPr>
+        <w:p/>
+      </w:tc>
+      <w:tc>
+        <w:tcPr>
+          <w:tcW w:w="2200" w:type="dxa"/>
+          <w:tcMar>
+            <w:top w:w="30" w:type="dxa"/>
+            <w:left w:w="50" w:type="dxa"/>
+            <w:bottom w:w="30" w:type="dxa"/>
+            <w:right w:w="50" w:type="dxa"/>
+          </w:tcMar>
+        </w:tcPr>
+        <w:p/>
+      </w:tc>
+      <w:tc>
+        <w:tcPr>
+          <w:tcW w:w="3955" w:type="dxa"/>
+          <w:tcMar>
+            <w:top w:w="30" w:type="dxa"/>
+            <w:left w:w="50" w:type="dxa"/>
+            <w:bottom w:w="30" w:type="dxa"/>
+            <w:right w:w="50" w:type="dxa"/>
+          </w:tcMar>
+        </w:tcPr>
+        <w:p/>
+      </w:tc>
     </w:tbl>
     <w:p>
       <w:pPr>

--- a/projects/contracts/LIVANTO/包装法_授权代表合同.docx
+++ b/projects/contracts/LIVANTO/包装法_授权代表合同.docx
@@ -3583,6 +3583,88 @@
                 <w:szCs w:val="21"/>
               </w:rPr>
               <w:t>(7) 客户保证已就其此前在《包装法》/《包装法实施法》适用范围内的包装投放活动向授权代表作出完整、真实的陈述，特别是其是否在合同开始前已投放包装。授权代表在接受授权后依法须追溯补办的、针对授权前期间的全部义务（特别是双元系统的追溯参与以及完整性声明的追溯补交），均视为由客户原因引起；由此产生的费用、许可费、罚款及其他支出均由客户承担。客户就此使授权代表免受第三方索赔；第3条第6款相应适用。</w:t>
+            </w:r>
+          </w:p>
+        </w:tc>
+      </w:tr>
+      <w:tr>
+        <w:tblPrEx>
+          <w:tblBorders>
+            <w:top w:val="single" w:color="auto" w:sz="4" w:space="0"/>
+            <w:left w:val="single" w:color="auto" w:sz="4" w:space="0"/>
+            <w:bottom w:val="single" w:color="auto" w:sz="4" w:space="0"/>
+            <w:right w:val="single" w:color="auto" w:sz="4" w:space="0"/>
+            <w:insideH w:val="single" w:color="auto" w:sz="4" w:space="0"/>
+            <w:insideV w:val="single" w:color="auto" w:sz="4" w:space="0"/>
+          </w:tblBorders>
+          <w:tblCellMar>
+            <w:top w:w="0" w:type="dxa"/>
+            <w:left w:w="10" w:type="dxa"/>
+            <w:bottom w:w="0" w:type="dxa"/>
+            <w:right w:w="10" w:type="dxa"/>
+          </w:tblCellMar>
+        </w:tblPrEx>
+        <w:tc>
+          <w:tcPr>
+            <w:tcW w:w="5018" w:type="dxa"/>
+            <w:tcBorders>
+              <w:top w:val="nil"/>
+              <w:left w:val="nil"/>
+              <w:bottom w:val="nil"/>
+              <w:right w:val="nil"/>
+            </w:tcBorders>
+            <w:tcMar>
+              <w:top w:w="10" w:type="dxa"/>
+              <w:left w:w="0" w:type="dxa"/>
+              <w:bottom w:w="10" w:type="dxa"/>
+              <w:right w:w="80" w:type="dxa"/>
+            </w:tcMar>
+          </w:tcPr>
+          <w:p>
+            <w:pPr>
+              <w:spacing w:before="20" w:after="20"/>
+            </w:pPr>
+            <w:r>
+              <w:rPr>
+                <w:rFonts w:ascii="Times New Roman" w:hAnsi="Times New Roman" w:eastAsia="Times New Roman" w:cs="Times New Roman"/>
+                <w:b w:val="0"/>
+                <w:bCs w:val="0"/>
+                <w:sz w:val="21"/>
+                <w:szCs w:val="21"/>
+              </w:rPr>
+              <w:t>(8) Der Kunde versichert, (a) dass er gemäß § 35 Absatz 2 VerpackG/VerpackDG nur einen einzigen Bevollmächtigten mit der Wahrnehmung seiner verpackungsrechtlichen Pflichten beauftragt hat und während der Laufzeit dieses Vertrages keinen weiteren Bevollmächtigten beauftragen wird, (b) dass er über keine Niederlassung im Geltungsbereich des VerpackG/VerpackDG verfügt, und (c) dass dieser Vertrag von einer zur Vertretung des Kunden berechtigten Person unterzeichnet wird. Eine Aufteilung der verpackungsrechtlichen Pflichten auf mehrere Bevollmächtigte ist unzulässig.</w:t>
+            </w:r>
+          </w:p>
+        </w:tc>
+        <w:tc>
+          <w:tcPr>
+            <w:tcW w:w="4687" w:type="dxa"/>
+            <w:tcBorders>
+              <w:top w:val="nil"/>
+              <w:left w:val="nil"/>
+              <w:bottom w:val="nil"/>
+              <w:right w:val="nil"/>
+            </w:tcBorders>
+            <w:tcMar>
+              <w:top w:w="10" w:type="dxa"/>
+              <w:left w:w="80" w:type="dxa"/>
+              <w:bottom w:w="10" w:type="dxa"/>
+              <w:right w:w="0" w:type="dxa"/>
+            </w:tcMar>
+          </w:tcPr>
+          <w:p>
+            <w:pPr>
+              <w:spacing w:before="20" w:after="20"/>
+            </w:pPr>
+            <w:r>
+              <w:rPr>
+                <w:rFonts w:ascii="宋体" w:hAnsi="宋体" w:eastAsia="宋体" w:cs="宋体"/>
+                <w:b w:val="0"/>
+                <w:bCs w:val="0"/>
+                <w:sz w:val="21"/>
+                <w:szCs w:val="21"/>
+              </w:rPr>
+              <w:t>(8) 客户保证：(a) 依据《包装法》/《包装法实施法》第35条第2款，其仅指定一名授权代表处理其包装法义务，且在合同期内不会另行指定其他授权代表；(b) 其在《包装法》/《包装法实施法》适用范围内不设有经营机构；(c) 本合同由其有权代表客户的人员签署。将包装法义务拆分给多名授权代表是不被允许的。</w:t>
             </w:r>
           </w:p>
         </w:tc>

--- a/projects/contracts/LIVANTO/包装法_授权代表合同.docx
+++ b/projects/contracts/LIVANTO/包装法_授权代表合同.docx
@@ -6996,7 +6996,7 @@
                 <w:sz w:val="21"/>
                 <w:szCs w:val="21"/>
               </w:rPr>
-              <w:t>(1) Der Vertrag beginnt am Ersten des auf den Zahlungseingang der ersten Jahresgrundgebühr folgenden Monats („Vertragsbeginn"). Die erste Jahresgrundgebühr wird nach Vertragsunterzeichnung in Rechnung gestellt. Auf Wunsch des Kunden kann der Bevollmächtigte eine sofortige Vertragsgeltung ab dem Tag des Zahlungseingangs bestätigen. Die anfängliche Laufzeit beträgt 12 Monate ab Vertragsbeginn.</w:t>
+              <w:t>(1) Der Vertrag beginnt am Ersten des auf den Zahlungseingang der ersten Jahresgrundgebühr folgenden Monats („Vertragsbeginn"). Die erste Jahresgrundgebühr wird nach Vertragsunterzeichnung in Rechnung gestellt. Auf Wunsch des Kunden kann der Bevollmächtigte eine sofortige Vertragsgeltung ab dem Tag des Zahlungseingangs bestätigen. Die anfängliche Laufzeit endet am 31. Dezember des laufenden Kalenderjahres.</w:t>
             </w:r>
           </w:p>
         </w:tc>
@@ -7028,7 +7028,7 @@
                 <w:sz w:val="21"/>
                 <w:szCs w:val="21"/>
               </w:rPr>
-              <w:t>(1) 合同自首笔年度基本费用到账后次月首日起生效（"合同开始"）。首笔年度基本费用在合同签署后开具发票。应客户要求，授权代表可确认合同自付款到账之日起立即生效。初始期限为自合同开始起12个月。</w:t>
+              <w:t>(1) 合同自首笔年度基本费用到账后次月首日起生效（"合同开始"）。首笔年度基本费用在合同签署后开具发票。应客户要求，授权代表可确认合同自付款到账之日起立即生效。初始期限至当年12月31日。</w:t>
             </w:r>
           </w:p>
         </w:tc>
@@ -7078,7 +7078,7 @@
                 <w:sz w:val="21"/>
                 <w:szCs w:val="21"/>
               </w:rPr>
-              <w:t xml:space="preserve">(2) Der Vertrag verlängert sich automatisch um jeweils weitere 12 Monate, sofern er nicht mit einer Frist von </w:t>
+              <w:t xml:space="preserve">(2) Der Vertrag verlängert sich automatisch um jeweils ein weiteres Kalenderjahr (1. Januar bis 31. Dezember), sofern er nicht mit einer Frist von </w:t>
             </w:r>
             <w:r>
               <w:rPr>
@@ -7131,7 +7131,7 @@
                 <w:sz w:val="21"/>
                 <w:szCs w:val="21"/>
               </w:rPr>
-              <w:t>(2) 合同自动续期12个月，除非任何一方在合同到期前</w:t>
+              <w:t>(2) 合同自动续期一个自然年（次年1月1日至12月31日），除非任何一方在合同到期前</w:t>
             </w:r>
             <w:r>
               <w:rPr>

--- a/projects/contracts/LIVANTO/包装法_授权代表合同.docx
+++ b/projects/contracts/LIVANTO/包装法_授权代表合同.docx
@@ -6769,7 +6769,7 @@
                 <w:sz w:val="21"/>
                 <w:szCs w:val="21"/>
               </w:rPr>
-              <w:t>(4) Die Haftung des Bevollmächtigten ist — außer bei Vorsatz oder grober Fahrlässigkeit — auf EUR 500,00 pro Einzelfall und EUR 1.000,00 pro Kalenderjahr (aggregiert) begrenzt.</w:t>
+              <w:t>(4) Die Haftung des Bevollmächtigten ist — außer bei Vorsatz oder grober Fahrlässigkeit — auf EUR 100,00 pro Einzelfall und EUR 300,00 pro Kalenderjahr (aggregiert) begrenzt.</w:t>
             </w:r>
           </w:p>
         </w:tc>
@@ -6801,7 +6801,7 @@
                 <w:sz w:val="21"/>
                 <w:szCs w:val="21"/>
               </w:rPr>
-              <w:t>(4) 除故意或重大过失外，授权代表的总赔偿上限为每案500.00欧元、每个日历年总计1,000.00欧元。</w:t>
+              <w:t>(4) 除故意或重大过失外，授权代表的总赔偿上限为每案100.00欧元、每个日历年总计300.00欧元。</w:t>
             </w:r>
           </w:p>
         </w:tc>

--- a/projects/contracts/LIVANTO/包装法_授权代表合同.docx
+++ b/projects/contracts/LIVANTO/包装法_授权代表合同.docx
@@ -304,7 +304,7 @@
           <w:insideH w:val="single" w:color="auto" w:sz="4" w:space="0"/>
           <w:insideV w:val="single" w:color="auto" w:sz="4" w:space="0"/>
         </w:tblBorders>
-        <w:tblLayout w:type="autofit"/>
+        <w:tblLayout w:type="fixed"/>
         <w:tblCellMar>
           <w:top w:w="0" w:type="dxa"/>
           <w:left w:w="10" w:type="dxa"/>
@@ -10902,32 +10902,26 @@
         <w:br w:type="page"/>
       </w:r>
     </w:p>
-    <w:p>
+    <w:p w14:paraId="SIG_TITLE">
       <w:pPr>
         <w:spacing w:before="200" w:after="200"/>
-        <w:jc w:val="center"/>
       </w:pPr>
       <w:r>
         <w:rPr>
-          <w:rFonts w:ascii="Times New Roman" w:hAnsi="Times New Roman" w:eastAsia="Times New Roman" w:cs="Times New Roman"/>
+          <w:rFonts w:ascii="Times New Roman" w:hAnsi="Times New Roman" w:eastAsia="宋体" w:cs="Times New Roman"/>
           <w:b/>
           <w:sz w:val="30"/>
           <w:szCs w:val="30"/>
         </w:rPr>
-        <w:t>Unterzeichnung / 签署</w:t>
+        <w:t xml:space="preserve">Unterzeichnung / 签署</w:t>
       </w:r>
-    </w:p>
-    <w:p>
-      <w:pPr>
-        <w:spacing w:before="0" w:after="400"/>
-      </w:pPr>
     </w:p>
     <w:tbl>
       <w:tblPr>
         <w:tblStyle w:val="12"/>
         <w:tblW w:w="9705" w:type="dxa"/>
         <w:jc w:val="center"/>
-        <w:tblLayout w:type="autofit"/>
+        <w:tblLayout w:type="fixed"/>
         <w:tblCellMar>
           <w:top w:w="0" w:type="dxa"/>
           <w:left w:w="108" w:type="dxa"/>
@@ -10936,24 +10930,15 @@
         </w:tblCellMar>
       </w:tblPr>
       <w:tblGrid>
-        <w:gridCol w:w="4852"/>
-        <w:gridCol w:w="4853"/>
+        <w:gridCol w:w="9705"/>
       </w:tblGrid>
-      <w:tr>
-        <w:tblPrEx>
-          <w:tblCellMar>
-            <w:top w:w="0" w:type="dxa"/>
-            <w:left w:w="108" w:type="dxa"/>
-            <w:bottom w:w="0" w:type="dxa"/>
-            <w:right w:w="108" w:type="dxa"/>
-          </w:tblCellMar>
-        </w:tblPrEx>
+      <w:tr w14:paraId="M1R">
         <w:trPr>
           <w:jc w:val="center"/>
         </w:trPr>
         <w:tc>
           <w:tcPr>
-            <w:tcW w:w="4852" w:type="dxa"/>
+            <w:tcW w:w="9705" w:type="dxa"/>
             <w:tcMar>
               <w:top w:w="60" w:type="dxa"/>
               <w:left w:w="100" w:type="dxa"/>
@@ -10961,163 +10946,81 @@
               <w:right w:w="100" w:type="dxa"/>
             </w:tcMar>
           </w:tcPr>
-          <w:p>
+          <w:p w14:paraId="M1a">
             <w:pPr>
               <w:spacing w:before="200" w:after="0"/>
             </w:pPr>
             <w:r>
               <w:rPr>
-                <w:rFonts w:ascii="Times New Roman" w:hAnsi="Times New Roman" w:eastAsia="Times New Roman" w:cs="Times New Roman"/>
+                <w:rFonts w:ascii="Times New Roman" w:hAnsi="Times New Roman" w:eastAsia="宋体" w:cs="Times New Roman"/>
                 <w:b/>
                 <w:sz w:val="24"/>
                 <w:szCs w:val="24"/>
               </w:rPr>
-              <w:t>Auftraggeber / Kunde</w:t>
-            </w:r>
-          </w:p>
-          <w:p>
+              <w:t xml:space="preserve">Auftraggeber / Kunde  委托方 / 客户</w:t>
+            </w:r>
+          </w:p>
+          <w:p w14:paraId="M1b">
             <w:pPr>
               <w:spacing w:before="20" w:after="0"/>
             </w:pPr>
             <w:r>
               <w:rPr>
-                <w:rFonts w:ascii="Times New Roman" w:hAnsi="Times New Roman" w:eastAsia="Times New Roman" w:cs="Times New Roman"/>
-                <w:sz w:val="21"/>
-                <w:szCs w:val="21"/>
-              </w:rPr>
-              <w:t>{company_name_en}</w:t>
-            </w:r>
-          </w:p>
-          <w:p>
+                <w:rFonts w:ascii="Times New Roman" w:hAnsi="Times New Roman" w:eastAsia="宋体" w:cs="Times New Roman"/>
+                <w:sz w:val="21"/>
+                <w:szCs w:val="21"/>
+              </w:rPr>
+              <w:t xml:space="preserve">{company_name_en}  {company_name}</w:t>
+            </w:r>
+          </w:p>
+          <w:p w14:paraId="M1c">
             <w:pPr>
               <w:spacing w:before="20" w:after="0"/>
             </w:pPr>
             <w:r>
               <w:rPr>
-                <w:rFonts w:ascii="Times New Roman" w:hAnsi="Times New Roman" w:eastAsia="Times New Roman" w:cs="Times New Roman"/>
-                <w:sz w:val="21"/>
-                <w:szCs w:val="21"/>
-              </w:rPr>
-              <w:t>{registered_address_en}</w:t>
-            </w:r>
-          </w:p>
-          <w:p>
+                <w:rFonts w:ascii="Times New Roman" w:hAnsi="Times New Roman" w:eastAsia="宋体" w:cs="Times New Roman"/>
+                <w:sz w:val="21"/>
+                <w:szCs w:val="21"/>
+              </w:rPr>
+              <w:t xml:space="preserve">{registered_address_en}  {registered_address}</w:t>
+            </w:r>
+          </w:p>
+          <w:p w14:paraId="M1d">
             <w:pPr>
               <w:spacing w:before="100" w:after="0"/>
             </w:pPr>
             <w:r>
               <w:rPr>
-                <w:rFonts w:ascii="Times New Roman" w:hAnsi="Times New Roman" w:eastAsia="Times New Roman" w:cs="Times New Roman"/>
-                <w:sz w:val="21"/>
-                <w:szCs w:val="21"/>
-              </w:rPr>
-              <w:t>Ort / Datum:</w:t>
-            </w:r>
-          </w:p>
-          <w:p>
+                <w:rFonts w:ascii="Times New Roman" w:hAnsi="Times New Roman" w:eastAsia="宋体" w:cs="Times New Roman"/>
+                <w:sz w:val="21"/>
+                <w:szCs w:val="21"/>
+              </w:rPr>
+              <w:t xml:space="preserve">Ort / Datum（地点 / 日期）：</w:t>
+            </w:r>
+          </w:p>
+          <w:p w14:paraId="M1e">
             <w:pPr>
               <w:spacing w:before="400" w:after="0"/>
             </w:pPr>
             <w:r>
               <w:rPr>
-                <w:rFonts w:ascii="Times New Roman" w:hAnsi="Times New Roman" w:eastAsia="Times New Roman" w:cs="Times New Roman"/>
-                <w:sz w:val="21"/>
-                <w:szCs w:val="21"/>
-              </w:rPr>
-              <w:t>Unterschrift / Stempel:</w:t>
-            </w:r>
-          </w:p>
-        </w:tc>
-        <w:tc>
-          <w:tcPr>
-            <w:tcW w:w="4853" w:type="dxa"/>
-            <w:tcMar>
-              <w:top w:w="60" w:type="dxa"/>
-              <w:left w:w="100" w:type="dxa"/>
-              <w:bottom w:w="60" w:type="dxa"/>
-              <w:right w:w="100" w:type="dxa"/>
-            </w:tcMar>
-          </w:tcPr>
-          <w:p>
-            <w:pPr>
-              <w:spacing w:before="200" w:after="0"/>
-            </w:pPr>
-            <w:r>
-              <w:rPr>
-                <w:rFonts w:ascii="宋体" w:hAnsi="宋体" w:eastAsia="宋体" w:cs="宋体"/>
-                <w:b/>
-                <w:sz w:val="24"/>
-                <w:szCs w:val="24"/>
-              </w:rPr>
-              <w:t>委托方 / 客户</w:t>
-            </w:r>
-          </w:p>
-          <w:p>
-            <w:pPr>
-              <w:spacing w:before="20" w:after="0"/>
-            </w:pPr>
-            <w:r>
-              <w:rPr>
-                <w:rFonts w:ascii="宋体" w:hAnsi="宋体" w:eastAsia="宋体" w:cs="宋体"/>
-                <w:sz w:val="21"/>
-                <w:szCs w:val="21"/>
-              </w:rPr>
-              <w:t>{company_name}</w:t>
-            </w:r>
-          </w:p>
-          <w:p>
-            <w:pPr>
-              <w:spacing w:before="20" w:after="0"/>
-            </w:pPr>
-            <w:r>
-              <w:rPr>
-                <w:rFonts w:ascii="宋体" w:hAnsi="宋体" w:eastAsia="宋体" w:cs="宋体"/>
-                <w:sz w:val="21"/>
-                <w:szCs w:val="21"/>
-              </w:rPr>
-              <w:t>{registered_address}</w:t>
-            </w:r>
-          </w:p>
-          <w:p>
-            <w:pPr>
-              <w:spacing w:before="100" w:after="0"/>
-            </w:pPr>
-            <w:r>
-              <w:rPr>
-                <w:rFonts w:ascii="宋体" w:hAnsi="宋体" w:eastAsia="宋体" w:cs="宋体"/>
-                <w:sz w:val="21"/>
-                <w:szCs w:val="21"/>
-              </w:rPr>
-              <w:t>地点 / 日期：</w:t>
-            </w:r>
-          </w:p>
-          <w:p>
-            <w:pPr>
-              <w:spacing w:before="400" w:after="0"/>
-            </w:pPr>
-            <w:r>
-              <w:rPr>
-                <w:rFonts w:ascii="宋体" w:hAnsi="宋体" w:eastAsia="宋体" w:cs="宋体"/>
-                <w:sz w:val="21"/>
-                <w:szCs w:val="21"/>
-              </w:rPr>
-              <w:t>签字 / 盖章：</w:t>
+                <w:rFonts w:ascii="Times New Roman" w:hAnsi="Times New Roman" w:eastAsia="宋体" w:cs="Times New Roman"/>
+                <w:sz w:val="21"/>
+                <w:szCs w:val="21"/>
+              </w:rPr>
+              <w:t xml:space="preserve">Unterschrift / Stempel（签字 / 盖章）：</w:t>
             </w:r>
           </w:p>
         </w:tc>
       </w:tr>
     </w:tbl>
-    <w:p>
-      <w:pPr>
-        <w:spacing w:before="600" w:after="600"/>
-      </w:pPr>
-    </w:p>
     <w:tbl>
       <w:tblPr>
         <w:tblStyle w:val="12"/>
         <w:tblW w:w="9705" w:type="dxa"/>
         <w:jc w:val="center"/>
-        <w:tblLayout w:type="autofit"/>
+        <w:tblLayout w:type="fixed"/>
         <w:tblCellMar>
           <w:top w:w="0" w:type="dxa"/>
           <w:left w:w="108" w:type="dxa"/>
@@ -11126,24 +11029,15 @@
         </w:tblCellMar>
       </w:tblPr>
       <w:tblGrid>
-        <w:gridCol w:w="4852"/>
-        <w:gridCol w:w="4853"/>
+        <w:gridCol w:w="9705"/>
       </w:tblGrid>
-      <w:tr>
-        <w:tblPrEx>
-          <w:tblCellMar>
-            <w:top w:w="0" w:type="dxa"/>
-            <w:left w:w="108" w:type="dxa"/>
-            <w:bottom w:w="0" w:type="dxa"/>
-            <w:right w:w="108" w:type="dxa"/>
-          </w:tblCellMar>
-        </w:tblPrEx>
+      <w:tr w14:paraId="M2R">
         <w:trPr>
           <w:jc w:val="center"/>
         </w:trPr>
         <w:tc>
           <w:tcPr>
-            <w:tcW w:w="4852" w:type="dxa"/>
+            <w:tcW w:w="9705" w:type="dxa"/>
             <w:tcMar>
               <w:top w:w="60" w:type="dxa"/>
               <w:left w:w="100" w:type="dxa"/>
@@ -11151,163 +11045,81 @@
               <w:right w:w="100" w:type="dxa"/>
             </w:tcMar>
           </w:tcPr>
-          <w:p>
+          <w:p w14:paraId="M2a">
             <w:pPr>
               <w:spacing w:before="200" w:after="0"/>
             </w:pPr>
             <w:r>
               <w:rPr>
-                <w:rFonts w:ascii="Times New Roman" w:hAnsi="Times New Roman" w:eastAsia="Times New Roman" w:cs="Times New Roman"/>
+                <w:rFonts w:ascii="Times New Roman" w:hAnsi="Times New Roman" w:eastAsia="宋体" w:cs="Times New Roman"/>
                 <w:b/>
                 <w:sz w:val="24"/>
                 <w:szCs w:val="24"/>
               </w:rPr>
-              <w:t>Bevollmächtigter</w:t>
-            </w:r>
-          </w:p>
-          <w:p>
+              <w:t xml:space="preserve">Bevollmächtigter  授权代表</w:t>
+            </w:r>
+          </w:p>
+          <w:p w14:paraId="M2b">
             <w:pPr>
               <w:spacing w:before="20" w:after="0"/>
             </w:pPr>
             <w:r>
               <w:rPr>
-                <w:rFonts w:ascii="Times New Roman" w:hAnsi="Times New Roman" w:eastAsia="Times New Roman" w:cs="Times New Roman"/>
-                <w:sz w:val="21"/>
-                <w:szCs w:val="21"/>
-              </w:rPr>
-              <w:t>LIVANTO GmbH</w:t>
-            </w:r>
-          </w:p>
-          <w:p>
+                <w:rFonts w:ascii="Times New Roman" w:hAnsi="Times New Roman" w:eastAsia="宋体" w:cs="Times New Roman"/>
+                <w:sz w:val="21"/>
+                <w:szCs w:val="21"/>
+              </w:rPr>
+              <w:t xml:space="preserve">LIVANTO GmbH</w:t>
+            </w:r>
+          </w:p>
+          <w:p w14:paraId="M2c">
             <w:pPr>
               <w:spacing w:before="20" w:after="0"/>
             </w:pPr>
             <w:r>
               <w:rPr>
-                <w:rFonts w:ascii="Times New Roman" w:hAnsi="Times New Roman" w:eastAsia="Times New Roman" w:cs="Times New Roman"/>
-                <w:sz w:val="21"/>
-                <w:szCs w:val="21"/>
-              </w:rPr>
-              <w:t>Dortmund</w:t>
-            </w:r>
-          </w:p>
-          <w:p>
+                <w:rFonts w:ascii="Times New Roman" w:hAnsi="Times New Roman" w:eastAsia="宋体" w:cs="Times New Roman"/>
+                <w:sz w:val="21"/>
+                <w:szCs w:val="21"/>
+              </w:rPr>
+              <w:t xml:space="preserve">Dortmund  多特蒙德</w:t>
+            </w:r>
+          </w:p>
+          <w:p w14:paraId="M2d">
             <w:pPr>
               <w:spacing w:before="100" w:after="0"/>
             </w:pPr>
             <w:r>
               <w:rPr>
-                <w:rFonts w:ascii="Times New Roman" w:hAnsi="Times New Roman" w:eastAsia="Times New Roman" w:cs="Times New Roman"/>
-                <w:sz w:val="21"/>
-                <w:szCs w:val="21"/>
-              </w:rPr>
-              <w:t>Ort / Datum:</w:t>
-            </w:r>
-          </w:p>
-          <w:p>
+                <w:rFonts w:ascii="Times New Roman" w:hAnsi="Times New Roman" w:eastAsia="宋体" w:cs="Times New Roman"/>
+                <w:sz w:val="21"/>
+                <w:szCs w:val="21"/>
+              </w:rPr>
+              <w:t xml:space="preserve">Ort / Datum（地点 / 日期）：</w:t>
+            </w:r>
+          </w:p>
+          <w:p w14:paraId="M2e">
             <w:pPr>
               <w:spacing w:before="400" w:after="0"/>
             </w:pPr>
             <w:r>
               <w:rPr>
-                <w:rFonts w:ascii="Times New Roman" w:hAnsi="Times New Roman" w:eastAsia="Times New Roman" w:cs="Times New Roman"/>
-                <w:sz w:val="21"/>
-                <w:szCs w:val="21"/>
-              </w:rPr>
-              <w:t>Unterschrift / Stempel:</w:t>
-            </w:r>
-          </w:p>
-        </w:tc>
-        <w:tc>
-          <w:tcPr>
-            <w:tcW w:w="4853" w:type="dxa"/>
-            <w:tcMar>
-              <w:top w:w="60" w:type="dxa"/>
-              <w:left w:w="100" w:type="dxa"/>
-              <w:bottom w:w="60" w:type="dxa"/>
-              <w:right w:w="100" w:type="dxa"/>
-            </w:tcMar>
-          </w:tcPr>
-          <w:p>
-            <w:pPr>
-              <w:spacing w:before="200" w:after="0"/>
-            </w:pPr>
-            <w:r>
-              <w:rPr>
-                <w:rFonts w:ascii="宋体" w:hAnsi="宋体" w:eastAsia="宋体" w:cs="宋体"/>
-                <w:b/>
-                <w:sz w:val="24"/>
-                <w:szCs w:val="24"/>
-              </w:rPr>
-              <w:t>授权代表</w:t>
-            </w:r>
-          </w:p>
-          <w:p>
-            <w:pPr>
-              <w:spacing w:before="20" w:after="0"/>
-            </w:pPr>
-            <w:r>
-              <w:rPr>
-                <w:rFonts w:ascii="宋体" w:hAnsi="宋体" w:eastAsia="宋体" w:cs="宋体"/>
-                <w:sz w:val="21"/>
-                <w:szCs w:val="21"/>
-              </w:rPr>
-              <w:t>LIVANTO GmbH</w:t>
-            </w:r>
-          </w:p>
-          <w:p>
-            <w:pPr>
-              <w:spacing w:before="20" w:after="0"/>
-            </w:pPr>
-            <w:r>
-              <w:rPr>
-                <w:rFonts w:ascii="宋体" w:hAnsi="宋体" w:eastAsia="宋体" w:cs="宋体"/>
-                <w:sz w:val="21"/>
-                <w:szCs w:val="21"/>
-              </w:rPr>
-              <w:t>多特蒙德</w:t>
-            </w:r>
-          </w:p>
-          <w:p>
-            <w:pPr>
-              <w:spacing w:before="100" w:after="0"/>
-            </w:pPr>
-            <w:r>
-              <w:rPr>
-                <w:rFonts w:ascii="宋体" w:hAnsi="宋体" w:eastAsia="宋体" w:cs="宋体"/>
-                <w:sz w:val="21"/>
-                <w:szCs w:val="21"/>
-              </w:rPr>
-              <w:t>地点 / 日期：</w:t>
-            </w:r>
-          </w:p>
-          <w:p>
-            <w:pPr>
-              <w:spacing w:before="400" w:after="0"/>
-            </w:pPr>
-            <w:r>
-              <w:rPr>
-                <w:rFonts w:ascii="宋体" w:hAnsi="宋体" w:eastAsia="宋体" w:cs="宋体"/>
-                <w:sz w:val="21"/>
-                <w:szCs w:val="21"/>
-              </w:rPr>
-              <w:t>签字 / 盖章：</w:t>
+                <w:rFonts w:ascii="Times New Roman" w:hAnsi="Times New Roman" w:eastAsia="宋体" w:cs="Times New Roman"/>
+                <w:sz w:val="21"/>
+                <w:szCs w:val="21"/>
+              </w:rPr>
+              <w:t xml:space="preserve">Unterschrift / Stempel（签字 / 盖章）：</w:t>
             </w:r>
           </w:p>
         </w:tc>
       </w:tr>
     </w:tbl>
-    <w:p>
-      <w:pPr>
-        <w:spacing w:before="600" w:after="600"/>
-      </w:pPr>
-    </w:p>
     <w:tbl>
       <w:tblPr>
         <w:tblStyle w:val="12"/>
         <w:tblW w:w="9705" w:type="dxa"/>
         <w:jc w:val="center"/>
-        <w:tblLayout w:type="autofit"/>
+        <w:tblLayout w:type="fixed"/>
         <w:tblCellMar>
           <w:top w:w="0" w:type="dxa"/>
           <w:left w:w="108" w:type="dxa"/>
@@ -11316,24 +11128,15 @@
         </w:tblCellMar>
       </w:tblPr>
       <w:tblGrid>
-        <w:gridCol w:w="4852"/>
-        <w:gridCol w:w="4853"/>
+        <w:gridCol w:w="9705"/>
       </w:tblGrid>
-      <w:tr>
-        <w:tblPrEx>
-          <w:tblCellMar>
-            <w:top w:w="0" w:type="dxa"/>
-            <w:left w:w="108" w:type="dxa"/>
-            <w:bottom w:w="0" w:type="dxa"/>
-            <w:right w:w="108" w:type="dxa"/>
-          </w:tblCellMar>
-        </w:tblPrEx>
+      <w:tr w14:paraId="M3R">
         <w:trPr>
           <w:jc w:val="center"/>
         </w:trPr>
         <w:tc>
           <w:tcPr>
-            <w:tcW w:w="4852" w:type="dxa"/>
+            <w:tcW w:w="9705" w:type="dxa"/>
             <w:tcMar>
               <w:top w:w="60" w:type="dxa"/>
               <w:left w:w="100" w:type="dxa"/>
@@ -11341,147 +11144,70 @@
               <w:right w:w="100" w:type="dxa"/>
             </w:tcMar>
           </w:tcPr>
-          <w:p>
+          <w:p w14:paraId="M3a">
             <w:pPr>
               <w:spacing w:before="200" w:after="0"/>
             </w:pPr>
             <w:r>
               <w:rPr>
-                <w:rFonts w:ascii="Times New Roman" w:hAnsi="Times New Roman" w:eastAsia="Times New Roman" w:cs="Times New Roman"/>
+                <w:rFonts w:ascii="Times New Roman" w:hAnsi="Times New Roman" w:eastAsia="宋体" w:cs="Times New Roman"/>
                 <w:b/>
                 <w:sz w:val="24"/>
                 <w:szCs w:val="24"/>
               </w:rPr>
-              <w:t>Zahlungsdienstleister</w:t>
-            </w:r>
-          </w:p>
-          <w:p>
+              <w:t xml:space="preserve">Zahlungsdienstleister  支付服务商</w:t>
+            </w:r>
+          </w:p>
+          <w:p w14:paraId="M3b">
             <w:pPr>
               <w:spacing w:before="20" w:after="0"/>
             </w:pPr>
             <w:r>
               <w:rPr>
-                <w:rFonts w:ascii="Times New Roman" w:hAnsi="Times New Roman" w:eastAsia="Times New Roman" w:cs="Times New Roman"/>
-                <w:sz w:val="21"/>
-                <w:szCs w:val="21"/>
-              </w:rPr>
-              <w:t>FREDDY (SHANGHAI) INFORMATION CONSULTING LTD. HN</w:t>
-            </w:r>
-          </w:p>
-          <w:p>
+                <w:rFonts w:ascii="Times New Roman" w:hAnsi="Times New Roman" w:eastAsia="宋体" w:cs="Times New Roman"/>
+                <w:sz w:val="21"/>
+                <w:szCs w:val="21"/>
+              </w:rPr>
+              <w:t xml:space="preserve">FREDDY (SHANGHAI) INFORMATION CONSULTING LTD. HN  福瑞笛（上海）信息咨询有限公司淮南分公司</w:t>
+            </w:r>
+          </w:p>
+          <w:p w14:paraId="M3c">
             <w:pPr>
               <w:spacing w:before="20" w:after="0"/>
             </w:pPr>
             <w:r>
               <w:rPr>
-                <w:rFonts w:ascii="Times New Roman" w:hAnsi="Times New Roman" w:eastAsia="Times New Roman" w:cs="Times New Roman"/>
-                <w:sz w:val="21"/>
-                <w:szCs w:val="21"/>
-              </w:rPr>
-              <w:t>Huainan</w:t>
-            </w:r>
-          </w:p>
-          <w:p>
+                <w:rFonts w:ascii="Times New Roman" w:hAnsi="Times New Roman" w:eastAsia="宋体" w:cs="Times New Roman"/>
+                <w:sz w:val="21"/>
+                <w:szCs w:val="21"/>
+              </w:rPr>
+              <w:t xml:space="preserve">Huainan  淮南</w:t>
+            </w:r>
+          </w:p>
+          <w:p w14:paraId="M3d">
             <w:pPr>
               <w:spacing w:before="100" w:after="0"/>
             </w:pPr>
             <w:r>
               <w:rPr>
-                <w:rFonts w:ascii="Times New Roman" w:hAnsi="Times New Roman" w:eastAsia="Times New Roman" w:cs="Times New Roman"/>
-                <w:sz w:val="21"/>
-                <w:szCs w:val="21"/>
-              </w:rPr>
-              <w:t>Ort / Datum:</w:t>
-            </w:r>
-          </w:p>
-          <w:p>
+                <w:rFonts w:ascii="Times New Roman" w:hAnsi="Times New Roman" w:eastAsia="宋体" w:cs="Times New Roman"/>
+                <w:sz w:val="21"/>
+                <w:szCs w:val="21"/>
+              </w:rPr>
+              <w:t xml:space="preserve">Ort / Datum（地点 / 日期）：</w:t>
+            </w:r>
+          </w:p>
+          <w:p w14:paraId="M3e">
             <w:pPr>
               <w:spacing w:before="400" w:after="0"/>
             </w:pPr>
             <w:r>
               <w:rPr>
-                <w:rFonts w:ascii="Times New Roman" w:hAnsi="Times New Roman" w:eastAsia="Times New Roman" w:cs="Times New Roman"/>
-                <w:sz w:val="21"/>
-                <w:szCs w:val="21"/>
-              </w:rPr>
-              <w:t>Unterschrift / Stempel:</w:t>
-            </w:r>
-          </w:p>
-        </w:tc>
-        <w:tc>
-          <w:tcPr>
-            <w:tcW w:w="4853" w:type="dxa"/>
-            <w:tcMar>
-              <w:top w:w="60" w:type="dxa"/>
-              <w:left w:w="100" w:type="dxa"/>
-              <w:bottom w:w="60" w:type="dxa"/>
-              <w:right w:w="100" w:type="dxa"/>
-            </w:tcMar>
-          </w:tcPr>
-          <w:p>
-            <w:pPr>
-              <w:spacing w:before="200" w:after="0"/>
-            </w:pPr>
-            <w:r>
-              <w:rPr>
-                <w:rFonts w:ascii="宋体" w:hAnsi="宋体" w:eastAsia="宋体" w:cs="宋体"/>
-                <w:b/>
-                <w:sz w:val="24"/>
-                <w:szCs w:val="24"/>
-              </w:rPr>
-              <w:t>支付服务商</w:t>
-            </w:r>
-          </w:p>
-          <w:p>
-            <w:pPr>
-              <w:spacing w:before="20" w:after="0"/>
-            </w:pPr>
-            <w:r>
-              <w:rPr>
-                <w:rFonts w:ascii="宋体" w:hAnsi="宋体" w:eastAsia="宋体" w:cs="宋体"/>
-                <w:sz w:val="21"/>
-                <w:szCs w:val="21"/>
-              </w:rPr>
-              <w:t>福瑞笛（上海）信息咨询有限公司淮南分公司</w:t>
-            </w:r>
-          </w:p>
-          <w:p>
-            <w:pPr>
-              <w:spacing w:before="20" w:after="0"/>
-            </w:pPr>
-            <w:r>
-              <w:rPr>
-                <w:rFonts w:ascii="宋体" w:hAnsi="宋体" w:eastAsia="宋体" w:cs="宋体"/>
-                <w:sz w:val="21"/>
-                <w:szCs w:val="21"/>
-              </w:rPr>
-              <w:t>淮南</w:t>
-            </w:r>
-          </w:p>
-          <w:p>
-            <w:pPr>
-              <w:spacing w:before="100" w:after="0"/>
-            </w:pPr>
-            <w:r>
-              <w:rPr>
-                <w:rFonts w:ascii="宋体" w:hAnsi="宋体" w:eastAsia="宋体" w:cs="宋体"/>
-                <w:sz w:val="21"/>
-                <w:szCs w:val="21"/>
-              </w:rPr>
-              <w:t>地点 / 日期：</w:t>
-            </w:r>
-          </w:p>
-          <w:p>
-            <w:pPr>
-              <w:spacing w:before="400" w:after="0"/>
-            </w:pPr>
-            <w:r>
-              <w:rPr>
-                <w:rFonts w:ascii="宋体" w:hAnsi="宋体" w:eastAsia="宋体" w:cs="宋体"/>
-                <w:sz w:val="21"/>
-                <w:szCs w:val="21"/>
-              </w:rPr>
-              <w:t>签字 / 盖章：</w:t>
+                <w:rFonts w:ascii="Times New Roman" w:hAnsi="Times New Roman" w:eastAsia="宋体" w:cs="Times New Roman"/>
+                <w:sz w:val="21"/>
+                <w:szCs w:val="21"/>
+              </w:rPr>
+              <w:t xml:space="preserve">Unterschrift / Stempel（签字 / 盖章）：</w:t>
             </w:r>
           </w:p>
         </w:tc>

--- a/projects/contracts/LIVANTO/包装法_授权代表合同.docx
+++ b/projects/contracts/LIVANTO/包装法_授权代表合同.docx
@@ -11015,6 +11015,11 @@
         </w:tc>
       </w:tr>
     </w:tbl>
+    <w:p>
+      <w:pPr>
+        <w:spacing w:before="900" w:after="900"/>
+      </w:pPr>
+    </w:p>
     <w:tbl>
       <w:tblPr>
         <w:tblStyle w:val="12"/>
@@ -11114,6 +11119,11 @@
         </w:tc>
       </w:tr>
     </w:tbl>
+    <w:p>
+      <w:pPr>
+        <w:spacing w:before="900" w:after="900"/>
+      </w:pPr>
+    </w:p>
     <w:tbl>
       <w:tblPr>
         <w:tblStyle w:val="12"/>

--- a/projects/contracts/LIVANTO/包装法_授权代表合同.docx
+++ b/projects/contracts/LIVANTO/包装法_授权代表合同.docx
@@ -10996,7 +10996,7 @@
                 <w:sz w:val="21"/>
                 <w:szCs w:val="21"/>
               </w:rPr>
-              <w:t xml:space="preserve">Ort / Datum（地点 / 日期）：</w:t>
+              <w:t xml:space="preserve">Ort / Datum（地点 / 日期）：{sign_date}</w:t>
             </w:r>
           </w:p>
           <w:p w14:paraId="M1e">
@@ -11100,7 +11100,7 @@
                 <w:sz w:val="21"/>
                 <w:szCs w:val="21"/>
               </w:rPr>
-              <w:t xml:space="preserve">Ort / Datum（地点 / 日期）：</w:t>
+              <w:t xml:space="preserve">Ort / Datum（地点 / 日期）：{sign_date}</w:t>
             </w:r>
           </w:p>
           <w:p w14:paraId="M2e">
@@ -11204,7 +11204,7 @@
                 <w:sz w:val="21"/>
                 <w:szCs w:val="21"/>
               </w:rPr>
-              <w:t xml:space="preserve">Ort / Datum（地点 / 日期）：</w:t>
+              <w:t xml:space="preserve">Ort / Datum（地点 / 日期）：{sign_date}</w:t>
             </w:r>
           </w:p>
           <w:p w14:paraId="M3e">

--- a/projects/contracts/LIVANTO/包装法_授权代表合同.docx
+++ b/projects/contracts/LIVANTO/包装法_授权代表合同.docx
@@ -7899,6 +7899,88 @@
                 <w:szCs w:val="21"/>
               </w:rPr>
               <w:t>(2) 向位于中华人民共和国的支付服务商福瑞笛传输支付相关数据，基于欧盟委员会执行决定(EU) 2021/914项下的欧盟标准合同条款(SCC)，并补充基于客户根据GDPR第49条第1款(a)项的明确同意。客户特此被告知向未经充分性认定的第三国传输数据可能存在的风险。该同意可随时通过书面通知撤回。撤回将导致本合同在月底前一个月通知后终止。</w:t>
+            </w:r>
+          </w:p>
+        </w:tc>
+      </w:tr>
+      <w:tr>
+        <w:tblPrEx>
+          <w:tblBorders>
+            <w:top w:val="single" w:color="auto" w:sz="4" w:space="0"/>
+            <w:left w:val="single" w:color="auto" w:sz="4" w:space="0"/>
+            <w:bottom w:val="single" w:color="auto" w:sz="4" w:space="0"/>
+            <w:right w:val="single" w:color="auto" w:sz="4" w:space="0"/>
+            <w:insideH w:val="single" w:color="auto" w:sz="4" w:space="0"/>
+            <w:insideV w:val="single" w:color="auto" w:sz="4" w:space="0"/>
+          </w:tblBorders>
+          <w:tblCellMar>
+            <w:top w:w="0" w:type="dxa"/>
+            <w:left w:w="10" w:type="dxa"/>
+            <w:bottom w:w="0" w:type="dxa"/>
+            <w:right w:w="10" w:type="dxa"/>
+          </w:tblCellMar>
+        </w:tblPrEx>
+        <w:tc>
+          <w:tcPr>
+            <w:tcW w:w="5018" w:type="dxa"/>
+            <w:tcBorders>
+              <w:top w:val="nil"/>
+              <w:left w:val="nil"/>
+              <w:bottom w:val="nil"/>
+              <w:right w:val="nil"/>
+            </w:tcBorders>
+            <w:tcMar>
+              <w:top w:w="10" w:type="dxa"/>
+              <w:left w:w="0" w:type="dxa"/>
+              <w:bottom w:w="10" w:type="dxa"/>
+              <w:right w:w="80" w:type="dxa"/>
+            </w:tcMar>
+          </w:tcPr>
+          <w:p>
+            <w:pPr>
+              <w:spacing w:before="20" w:after="20"/>
+            </w:pPr>
+            <w:r>
+              <w:rPr>
+                <w:rFonts w:ascii="Times New Roman" w:hAnsi="Times New Roman" w:eastAsia="Times New Roman" w:cs="Times New Roman"/>
+                <w:b w:val="0"/>
+                <w:bCs w:val="0"/>
+                <w:sz w:val="21"/>
+                <w:szCs w:val="21"/>
+              </w:rPr>
+              <w:t>(3) Der Kunde wird darauf hingewiesen, dass FREDDY (SHANGHAI) INFORMATION CONSULTING LTD. HN mit Sitz in der Volksrepublik China die personenbezogenen Daten des Kunden verarbeitet und zur Durchführung der Bevollmächtigung an die LIVANTO GmbH in Deutschland übermittelt. Der Kunde willigt hiermit ausdrücklich und gesondert in die Übermittlung seiner personenbezogenen Daten (Name, Firma, Anschrift, Kontaktdaten, Steuernummer, Verpackungsdaten) von FREDDY an LIVANTO ein. Diese Einwilligung erfolgt gemäß Artikel 39 des chinesischen Gesetzes zum Schutz personenbezogener Informationen (PIPL).</w:t>
+            </w:r>
+          </w:p>
+        </w:tc>
+        <w:tc>
+          <w:tcPr>
+            <w:tcW w:w="4687" w:type="dxa"/>
+            <w:tcBorders>
+              <w:top w:val="nil"/>
+              <w:left w:val="nil"/>
+              <w:bottom w:val="nil"/>
+              <w:right w:val="nil"/>
+            </w:tcBorders>
+            <w:tcMar>
+              <w:top w:w="10" w:type="dxa"/>
+              <w:left w:w="80" w:type="dxa"/>
+              <w:bottom w:w="10" w:type="dxa"/>
+              <w:right w:w="0" w:type="dxa"/>
+            </w:tcMar>
+          </w:tcPr>
+          <w:p>
+            <w:pPr>
+              <w:spacing w:before="20" w:after="20"/>
+            </w:pPr>
+            <w:r>
+              <w:rPr>
+                <w:rFonts w:ascii="宋体" w:hAnsi="宋体" w:eastAsia="宋体" w:cs="宋体"/>
+                <w:b w:val="0"/>
+                <w:bCs w:val="0"/>
+                <w:sz w:val="21"/>
+                <w:szCs w:val="21"/>
+              </w:rPr>
+              <w:t>(3) 客户被告知：位于中华人民共和国的 FREDDY (SHANGHAI) INFORMATION CONSULTING LTD. HN（福瑞笛淮南分公司）处理客户的个人数据，并将其传输至德国的 LIVANTO 有限责任公司用于履行授权代表服务。客户在此明确且单独地同意福瑞笛将其个人数据（姓名、公司名称、地址、联系方式、税号、包装数据）传输至 LIVANTO。该同意依据中国《个人信息保护法》（PIPL）第39条作出。</w:t>
             </w:r>
           </w:p>
         </w:tc>

--- a/projects/contracts/LIVANTO/包装法_授权代表合同.docx
+++ b/projects/contracts/LIVANTO/包装法_授权代表合同.docx
@@ -46,7 +46,7 @@
           <w:sz w:val="21"/>
           <w:szCs w:val="21"/>
         </w:rPr>
-        <w:t>gemäß § 35 Absatz 2 Verpackungsgesetz (VerpackG) / PPWR (EU) 2025/40</w:t>
+        <w:t>gemäß § 5 Verpackungsrecht-Durchführungsgesetz (VerpackDG) / PPWR (EU) 2025/40</w:t>
       </w:r>
     </w:p>
     <w:p>
@@ -62,7 +62,7 @@
           <w:sz w:val="21"/>
           <w:szCs w:val="21"/>
         </w:rPr>
-        <w:t>依据《德国包装法》§35条第2款 / 欧盟PPWR 2025/40</w:t>
+        <w:t>依据《德国包装法实施法》(VerpackDG) §5条 / 欧盟PPWR 2025/40</w:t>
       </w:r>
     </w:p>
     <w:p>

--- a/projects/contracts/LIVANTO/包装法_授权代表合同.docx
+++ b/projects/contracts/LIVANTO/包装法_授权代表合同.docx
@@ -134,7 +134,7 @@
                 <w:sz w:val="21"/>
                 <w:szCs w:val="21"/>
               </w:rPr>
-              <w:t>Dieser Bevollmächtigungsvertrag ist ein Geschäftsbesorgungsvertrag gemäß § 675 BGB zur Bestellung eines Bevollmächtigten nach § 35 Absatz 2 VerpackG. Der Bevollmächtigte handelt im eigenen Namen und gilt als „Quasi-Hersteller" im Sinne des Verpackungsgesetzes, ohne selbst Verpackungen in Verkehr zu bringen.</w:t>
+              <w:t>Dieser Bevollmächtigungsvertrag ist ein Geschäftsbesorgungsvertrag gemäß § 675 BGB zur Bestellung eines Bevollmächtigten nach § 5 VerpackDG. Der Bevollmächtigte handelt im eigenen Namen und gilt als „Quasi-Hersteller" im Sinne des Verpackungsgesetzes, ohne selbst Verpackungen in Verkehr zu bringen.</w:t>
             </w:r>
           </w:p>
         </w:tc>
@@ -166,7 +166,7 @@
                 <w:sz w:val="21"/>
                 <w:szCs w:val="21"/>
               </w:rPr>
-              <w:t>本合同为依据《德国民法典》(BGB)第675条之事务处理合同，旨在根据《德国包装法》(VerpackG)第35条第2款指定授权代表。授权代表以其自身名义行事，在《包装法》意义上被视为"准生产商"，但其自身并不投放包装。</w:t>
+              <w:t>本合同为依据《德国民法典》(BGB)第675条之事务处理合同，旨在根据《德国包装法实施法》(VerpackDG)第5条指定授权代表。授权代表以其自身名义行事，在《包装法》意义上被视为"准生产商"，但其自身并不投放包装。</w:t>
             </w:r>
           </w:p>
         </w:tc>
@@ -1803,7 +1803,7 @@
                 <w:sz w:val="21"/>
                 <w:szCs w:val="21"/>
               </w:rPr>
-              <w:t>(1) Der Kunde bestellt hiermit unwiderruflich die LIVANTO GmbH zu seinem Bevollmächtigten gemäß § 35 Absatz 2 VerpackG. Der Bevollmächtigte übernimmt sämtliche Pflichten des Kunden als Hersteller nach dem Verpackungsgesetz — mit alleiniger Ausnahme der Registrierungspflicht nach § 6 VerpackDG, die beim Kunden verbleibt. Eine Beschränkung auf einzelne Pflichten ist ausgeschlossen („Ganz-oder-Gar-Nicht-Lösung").</w:t>
+              <w:t>(1) Der Kunde bestellt hiermit unwiderruflich die LIVANTO GmbH zu seinem Bevollmächtigten gemäß § 5 VerpackDG. Der Bevollmächtigte übernimmt sämtliche Pflichten des Kunden als Hersteller nach dem Verpackungsgesetz — mit alleiniger Ausnahme der Registrierungspflicht nach § 6 VerpackDG, die beim Kunden verbleibt. Eine Beschränkung auf einzelne Pflichten ist ausgeschlossen („Ganz-oder-Gar-Nicht-Lösung").</w:t>
             </w:r>
           </w:p>
         </w:tc>
@@ -1835,7 +1835,7 @@
                 <w:sz w:val="21"/>
                 <w:szCs w:val="21"/>
               </w:rPr>
-              <w:t>(1) 客户在此不可撤销地指定LIVANTO有限责任公司为其依据《包装法》第35条第2款的授权代表。授权代表承担客户作为生产商在《包装法》下的全部义务——唯一例外为第6条规定的注册义务（由客户自行履行）。禁止将授权限制于部分义务（"全有或全无原则"）。</w:t>
+              <w:t>(1) 客户在此不可撤销地指定LIVANTO有限责任公司为其依据《包装法实施法》(VerpackDG)第5条的授权代表。授权代表承担客户作为生产商在《包装法》下的全部义务——唯一例外为第6条规定的注册义务（由客户自行履行）。禁止将授权限制于部分义务（"全有或全无原则"）。</w:t>
             </w:r>
           </w:p>
         </w:tc>
@@ -3632,7 +3632,7 @@
                 <w:sz w:val="21"/>
                 <w:szCs w:val="21"/>
               </w:rPr>
-              <w:t>(8) Der Kunde versichert, (a) dass er gemäß § 35 Absatz 2 VerpackG/VerpackDG nur einen einzigen Bevollmächtigten mit der Wahrnehmung seiner verpackungsrechtlichen Pflichten beauftragt hat und während der Laufzeit dieses Vertrages keinen weiteren Bevollmächtigten beauftragen wird, (b) dass er über keine Niederlassung im Geltungsbereich des VerpackG/VerpackDG verfügt, und (c) dass dieser Vertrag von einer zur Vertretung des Kunden berechtigten Person unterzeichnet wird. Eine Aufteilung der verpackungsrechtlichen Pflichten auf mehrere Bevollmächtigte ist unzulässig.</w:t>
+              <w:t>(8) Der Kunde versichert, (a) dass er gemäß § 5 VerpackDG nur einen einzigen Bevollmächtigten mit der Wahrnehmung seiner verpackungsrechtlichen Pflichten beauftragt hat und während der Laufzeit dieses Vertrages keinen weiteren Bevollmächtigten beauftragen wird, (b) dass er über keine Niederlassung im Geltungsbereich des VerpackG/VerpackDG verfügt, und (c) dass dieser Vertrag von einer zur Vertretung des Kunden berechtigten Person unterzeichnet wird. Eine Aufteilung der verpackungsrechtlichen Pflichten auf mehrere Bevollmächtigte ist unzulässig.</w:t>
             </w:r>
           </w:p>
         </w:tc>
@@ -3664,7 +3664,7 @@
                 <w:sz w:val="21"/>
                 <w:szCs w:val="21"/>
               </w:rPr>
-              <w:t>(8) 客户保证：(a) 依据《包装法》/《包装法实施法》第35条第2款，其仅指定一名授权代表处理其包装法义务，且在合同期内不会另行指定其他授权代表；(b) 其在《包装法》/《包装法实施法》适用范围内不设有经营机构；(c) 本合同由其有权代表客户的人员签署。将包装法义务拆分给多名授权代表是不被允许的。</w:t>
+              <w:t>(8) 客户保证：(a) 依据《包装法实施法》(VerpackDG)第5条，其仅指定一名授权代表处理其包装法义务，且在合同期内不会另行指定其他授权代表；(b) 其在《包装法》/《包装法实施法》适用范围内不设有经营机构；(c) 本合同由其有权代表客户的人员签署。将包装法义务拆分给多名授权代表是不被允许的。</w:t>
             </w:r>
           </w:p>
         </w:tc>

--- a/projects/contracts/LIVANTO/包装法_授权代表合同.docx
+++ b/projects/contracts/LIVANTO/包装法_授权代表合同.docx
@@ -9213,7 +9213,7 @@
                 <w:sz w:val="21"/>
                 <w:szCs w:val="21"/>
               </w:rPr>
-              <w:t>(4) Akzeptierte Zahlungsmethoden: WeChat Pay, Alipay, Banküberweisung. FREDDY kann die Liste der akzeptierten Zahlungsmethoden jederzeit aktualisieren.</w:t>
+              <w:t>(4) Akzeptierte Zahlungsmethoden: Banküberweisung. FREDDY kann die Liste der akzeptierten Zahlungsmethoden jederzeit aktualisieren.</w:t>
             </w:r>
           </w:p>
         </w:tc>
@@ -9245,7 +9245,7 @@
                 <w:sz w:val="21"/>
                 <w:szCs w:val="21"/>
               </w:rPr>
-              <w:t>(4) 接受的支付方式：微信支付、支付宝、银行转账。福瑞笛可随时更新接受的支付方式列表。</w:t>
+              <w:t>(4) 接受的支付方式：银行转账。福瑞笛可随时更新接受的支付方式列表。</w:t>
             </w:r>
           </w:p>
         </w:tc>
